--- a/Project Report/LogBook-CSM501-SE-MiniProject-1A[1][1].docx
+++ b/Project Report/LogBook-CSM501-SE-MiniProject-1A[1][1].docx
@@ -74,7 +74,25 @@
           <w:sz w:val="30"/>
           <w:szCs w:val="30"/>
         </w:rPr>
-        <w:t xml:space="preserve"> A)</w:t>
+        <w:t xml:space="preserve"> </w:t>
+      </w:r>
+      <w:r>
+        <w:rPr>
+          <w:rFonts w:ascii="Times New Roman" w:eastAsia="Times New Roman" w:hAnsi="Times New Roman" w:cs="Times New Roman"/>
+          <w:b/>
+          <w:sz w:val="30"/>
+          <w:szCs w:val="30"/>
+        </w:rPr>
+        <w:t>B</w:t>
+      </w:r>
+      <w:r>
+        <w:rPr>
+          <w:rFonts w:ascii="Times New Roman" w:eastAsia="Times New Roman" w:hAnsi="Times New Roman" w:cs="Times New Roman"/>
+          <w:b/>
+          <w:sz w:val="30"/>
+          <w:szCs w:val="30"/>
+        </w:rPr>
+        <w:t>)</w:t>
       </w:r>
     </w:p>
     <w:p>
@@ -193,23 +211,7 @@
           <w:sz w:val="28"/>
           <w:szCs w:val="28"/>
         </w:rPr>
-        <w:t xml:space="preserve"> </w:t>
-      </w:r>
-      <w:r>
-        <w:rPr>
-          <w:rFonts w:ascii="Times New Roman" w:eastAsia="Times New Roman" w:hAnsi="Times New Roman" w:cs="Times New Roman"/>
-          <w:sz w:val="28"/>
-          <w:szCs w:val="28"/>
-        </w:rPr>
-        <w:t xml:space="preserve"> </w:t>
-      </w:r>
-      <w:r>
-        <w:rPr>
-          <w:rFonts w:ascii="Times New Roman" w:eastAsia="Times New Roman" w:hAnsi="Times New Roman" w:cs="Times New Roman"/>
-          <w:sz w:val="28"/>
-          <w:szCs w:val="28"/>
-        </w:rPr>
-        <w:t>(</w:t>
+        <w:t xml:space="preserve"> (</w:t>
       </w:r>
       <w:r>
         <w:rPr>
@@ -299,14 +301,6 @@
           <w:sz w:val="28"/>
           <w:szCs w:val="28"/>
         </w:rPr>
-        <w:t xml:space="preserve">      </w:t>
-      </w:r>
-      <w:r>
-        <w:rPr>
-          <w:rFonts w:ascii="Times New Roman" w:eastAsia="Times New Roman" w:hAnsi="Times New Roman" w:cs="Times New Roman"/>
-          <w:sz w:val="28"/>
-          <w:szCs w:val="28"/>
-        </w:rPr>
         <w:t xml:space="preserve"> </w:t>
       </w:r>
       <w:r>
@@ -387,7 +381,7 @@
           <w:sz w:val="28"/>
           <w:szCs w:val="28"/>
         </w:rPr>
-        <w:t xml:space="preserve">   (</w:t>
+        <w:t xml:space="preserve"> (</w:t>
       </w:r>
       <w:r>
         <w:rPr>
@@ -467,7 +461,7 @@
           <w:sz w:val="28"/>
           <w:szCs w:val="28"/>
         </w:rPr>
-        <w:t xml:space="preserve">      </w:t>
+        <w:t xml:space="preserve"> </w:t>
       </w:r>
       <w:r>
         <w:rPr>
@@ -586,20 +580,20 @@
       </w:pPr>
       <w:r>
         <w:rPr>
+          <w:rFonts w:ascii="Times New Roman" w:hAnsi="Times New Roman" w:cs="Times New Roman"/>
+          <w:b/>
+          <w:bCs/>
           <w:sz w:val="28"/>
           <w:szCs w:val="28"/>
-        </w:rPr>
-        <w:t>Prof</w:t>
-      </w:r>
-      <w:r>
-        <w:rPr>
-          <w:sz w:val="28"/>
-          <w:szCs w:val="28"/>
-        </w:rPr>
-        <w:t xml:space="preserve">. </w:t>
-      </w:r>
-      <w:r>
-        <w:rPr>
+          <w:u w:val="single"/>
+        </w:rPr>
+        <w:t xml:space="preserve">Prof. </w:t>
+      </w:r>
+      <w:r>
+        <w:rPr>
+          <w:rFonts w:ascii="Times New Roman" w:hAnsi="Times New Roman" w:cs="Times New Roman"/>
+          <w:b/>
+          <w:bCs/>
           <w:sz w:val="28"/>
           <w:szCs w:val="28"/>
           <w:u w:val="single"/>
@@ -778,7 +772,6 @@
           <w:szCs w:val="32"/>
         </w:rPr>
       </w:pPr>
-      <w:proofErr w:type="spellStart"/>
       <w:r>
         <w:rPr>
           <w:rFonts w:ascii="Times New Roman" w:eastAsia="Times New Roman" w:hAnsi="Times New Roman" w:cs="Times New Roman"/>
@@ -788,7 +781,6 @@
         </w:rPr>
         <w:t>Kamothe</w:t>
       </w:r>
-      <w:proofErr w:type="spellEnd"/>
       <w:r>
         <w:rPr>
           <w:rFonts w:ascii="Times New Roman" w:eastAsia="Times New Roman" w:hAnsi="Times New Roman" w:cs="Times New Roman"/>
@@ -1212,7 +1204,25 @@
           <w:sz w:val="24"/>
           <w:szCs w:val="24"/>
         </w:rPr>
-        <w:t xml:space="preserve">To provide excellent academic environment by adopting an innovative teaching techniques     </w:t>
+        <w:t xml:space="preserve">To provide excellent academic environment by adopting an innovative teaching </w:t>
+      </w:r>
+      <w:proofErr w:type="gramStart"/>
+      <w:r>
+        <w:rPr>
+          <w:rFonts w:ascii="Times New Roman" w:hAnsi="Times New Roman" w:cs="Times New Roman"/>
+          <w:sz w:val="24"/>
+          <w:szCs w:val="24"/>
+        </w:rPr>
+        <w:t>techniques</w:t>
+      </w:r>
+      <w:proofErr w:type="gramEnd"/>
+      <w:r>
+        <w:rPr>
+          <w:rFonts w:ascii="Times New Roman" w:hAnsi="Times New Roman" w:cs="Times New Roman"/>
+          <w:sz w:val="24"/>
+          <w:szCs w:val="24"/>
+        </w:rPr>
+        <w:t xml:space="preserve">     </w:t>
       </w:r>
     </w:p>
     <w:p>
@@ -2408,8 +2418,9 @@
                 <w:sz w:val="24"/>
                 <w:szCs w:val="24"/>
               </w:rPr>
-              <w:t>Conduct Investigations of Complex Engineering P</w:t>
-            </w:r>
+              <w:t xml:space="preserve">Conduct Investigations of Complex Engineering </w:t>
+            </w:r>
+            <w:proofErr w:type="gramStart"/>
             <w:r>
               <w:rPr>
                 <w:rFonts w:ascii="Times New Roman" w:eastAsia="Times New Roman" w:hAnsi="Times New Roman" w:cs="Times New Roman"/>
@@ -2418,6 +2429,16 @@
                 <w:sz w:val="24"/>
                 <w:szCs w:val="24"/>
               </w:rPr>
+              <w:t>P</w:t>
+            </w:r>
+            <w:r>
+              <w:rPr>
+                <w:rFonts w:ascii="Times New Roman" w:eastAsia="Times New Roman" w:hAnsi="Times New Roman" w:cs="Times New Roman"/>
+                <w:b/>
+                <w:color w:val="000000" w:themeColor="text1"/>
+                <w:sz w:val="24"/>
+                <w:szCs w:val="24"/>
+              </w:rPr>
               <w:t>roblems</w:t>
             </w:r>
             <w:r>
@@ -2427,7 +2448,17 @@
                 <w:sz w:val="24"/>
                 <w:szCs w:val="24"/>
               </w:rPr>
-              <w:t>:- Use r</w:t>
+              <w:t>:-</w:t>
+            </w:r>
+            <w:proofErr w:type="gramEnd"/>
+            <w:r>
+              <w:rPr>
+                <w:rFonts w:ascii="Times New Roman" w:eastAsia="Times New Roman" w:hAnsi="Times New Roman" w:cs="Times New Roman"/>
+                <w:color w:val="000009"/>
+                <w:sz w:val="24"/>
+                <w:szCs w:val="24"/>
+              </w:rPr>
+              <w:t xml:space="preserve"> Use r</w:t>
             </w:r>
             <w:r>
               <w:rPr>
@@ -3002,7 +3033,27 @@
                 <w:sz w:val="24"/>
                 <w:szCs w:val="24"/>
               </w:rPr>
-              <w:t xml:space="preserve"> Demonstrate knowledge and understanding of computer engineering and management principles and apply these to one's own work, as a member and leader in a team, to manage projects and in  multidisciplinary environments.</w:t>
+              <w:t xml:space="preserve"> Demonstrate knowledge and understanding of computer engineering and management principles and apply these to one's own work, as a member and leader in a team, to manage projects and </w:t>
+            </w:r>
+            <w:proofErr w:type="gramStart"/>
+            <w:r>
+              <w:rPr>
+                <w:rFonts w:ascii="Times New Roman" w:eastAsia="Times New Roman" w:hAnsi="Times New Roman" w:cs="Times New Roman"/>
+                <w:color w:val="000009"/>
+                <w:sz w:val="24"/>
+                <w:szCs w:val="24"/>
+              </w:rPr>
+              <w:t>in  multidisciplinary</w:t>
+            </w:r>
+            <w:proofErr w:type="gramEnd"/>
+            <w:r>
+              <w:rPr>
+                <w:rFonts w:ascii="Times New Roman" w:eastAsia="Times New Roman" w:hAnsi="Times New Roman" w:cs="Times New Roman"/>
+                <w:color w:val="000009"/>
+                <w:sz w:val="24"/>
+                <w:szCs w:val="24"/>
+              </w:rPr>
+              <w:t xml:space="preserve"> environments.</w:t>
             </w:r>
           </w:p>
         </w:tc>
@@ -3632,7 +3683,7 @@
           <w:sz w:val="28"/>
           <w:szCs w:val="28"/>
         </w:rPr>
-        <w:t>Gamified educational app for primary school students</w:t>
+        <w:t>PDF Utilizer</w:t>
       </w:r>
       <w:r>
         <w:rPr>
@@ -4307,7 +4358,15 @@
                 <w:sz w:val="24"/>
                 <w:szCs w:val="24"/>
               </w:rPr>
-              <w:t>TE/A</w:t>
+              <w:t>S</w:t>
+            </w:r>
+            <w:r>
+              <w:rPr>
+                <w:rFonts w:ascii="Times New Roman" w:eastAsia="Times New Roman" w:hAnsi="Times New Roman" w:cs="Times New Roman"/>
+                <w:sz w:val="24"/>
+                <w:szCs w:val="24"/>
+              </w:rPr>
+              <w:t>E/A</w:t>
             </w:r>
           </w:p>
         </w:tc>
@@ -4496,7 +4555,27 @@
                 <w:sz w:val="24"/>
                 <w:szCs w:val="24"/>
               </w:rPr>
-              <w:t>Gaikwadprajyot43@gmail.com</w:t>
+              <w:t>Gaikwadprajyot43@</w:t>
+            </w:r>
+          </w:p>
+          <w:p>
+            <w:pPr>
+              <w:widowControl w:val="0"/>
+              <w:spacing w:line="360" w:lineRule="auto"/>
+              <w:jc w:val="center"/>
+              <w:rPr>
+                <w:rFonts w:ascii="Times New Roman" w:eastAsia="Times New Roman" w:hAnsi="Times New Roman" w:cs="Times New Roman"/>
+                <w:sz w:val="24"/>
+                <w:szCs w:val="24"/>
+              </w:rPr>
+            </w:pPr>
+            <w:r>
+              <w:rPr>
+                <w:rFonts w:ascii="Times New Roman" w:eastAsia="Times New Roman" w:hAnsi="Times New Roman" w:cs="Times New Roman"/>
+                <w:sz w:val="24"/>
+                <w:szCs w:val="24"/>
+              </w:rPr>
+              <w:t>gmail.com</w:t>
             </w:r>
           </w:p>
         </w:tc>
@@ -4522,7 +4601,27 @@
                 <w:sz w:val="24"/>
                 <w:szCs w:val="24"/>
               </w:rPr>
-              <w:t>Surajbadatya123@gmail.com</w:t>
+              <w:t>Surajbadatya123@</w:t>
+            </w:r>
+          </w:p>
+          <w:p>
+            <w:pPr>
+              <w:widowControl w:val="0"/>
+              <w:spacing w:line="360" w:lineRule="auto"/>
+              <w:jc w:val="center"/>
+              <w:rPr>
+                <w:rFonts w:ascii="Times New Roman" w:eastAsia="Times New Roman" w:hAnsi="Times New Roman" w:cs="Times New Roman"/>
+                <w:sz w:val="24"/>
+                <w:szCs w:val="24"/>
+              </w:rPr>
+            </w:pPr>
+            <w:r>
+              <w:rPr>
+                <w:rFonts w:ascii="Times New Roman" w:eastAsia="Times New Roman" w:hAnsi="Times New Roman" w:cs="Times New Roman"/>
+                <w:sz w:val="24"/>
+                <w:szCs w:val="24"/>
+              </w:rPr>
+              <w:t>gmail.com</w:t>
             </w:r>
           </w:p>
         </w:tc>
@@ -4556,7 +4655,27 @@
                 <w:sz w:val="24"/>
                 <w:szCs w:val="24"/>
               </w:rPr>
-              <w:t>@gmail.com</w:t>
+              <w:t>@</w:t>
+            </w:r>
+          </w:p>
+          <w:p>
+            <w:pPr>
+              <w:widowControl w:val="0"/>
+              <w:spacing w:line="360" w:lineRule="auto"/>
+              <w:jc w:val="center"/>
+              <w:rPr>
+                <w:rFonts w:ascii="Times New Roman" w:eastAsia="Times New Roman" w:hAnsi="Times New Roman" w:cs="Times New Roman"/>
+                <w:sz w:val="24"/>
+                <w:szCs w:val="24"/>
+              </w:rPr>
+            </w:pPr>
+            <w:r>
+              <w:rPr>
+                <w:rFonts w:ascii="Times New Roman" w:eastAsia="Times New Roman" w:hAnsi="Times New Roman" w:cs="Times New Roman"/>
+                <w:sz w:val="24"/>
+                <w:szCs w:val="24"/>
+              </w:rPr>
+              <w:t>gmail.com</w:t>
             </w:r>
           </w:p>
         </w:tc>
@@ -4637,7 +4756,66 @@
                 <w:sz w:val="24"/>
                 <w:szCs w:val="24"/>
               </w:rPr>
-              <w:t xml:space="preserve">B-02 </w:t>
+              <w:t xml:space="preserve">4 /104 Pratistha apartment near model </w:t>
+            </w:r>
+            <w:proofErr w:type="gramStart"/>
+            <w:r>
+              <w:rPr>
+                <w:rFonts w:ascii="Times New Roman" w:eastAsia="Times New Roman" w:hAnsi="Times New Roman" w:cs="Times New Roman"/>
+                <w:sz w:val="24"/>
+                <w:szCs w:val="24"/>
+              </w:rPr>
+              <w:t>college ,</w:t>
+            </w:r>
+            <w:proofErr w:type="gramEnd"/>
+            <w:r>
+              <w:rPr>
+                <w:rFonts w:ascii="Times New Roman" w:eastAsia="Times New Roman" w:hAnsi="Times New Roman" w:cs="Times New Roman"/>
+                <w:sz w:val="24"/>
+                <w:szCs w:val="24"/>
+              </w:rPr>
+              <w:t xml:space="preserve"> Kalyan (E)</w:t>
+            </w:r>
+          </w:p>
+        </w:tc>
+        <w:tc>
+          <w:tcPr>
+            <w:tcW w:w="1992" w:type="dxa"/>
+            <w:vAlign w:val="center"/>
+          </w:tcPr>
+          <w:p>
+            <w:pPr>
+              <w:widowControl w:val="0"/>
+              <w:spacing w:line="360" w:lineRule="auto"/>
+              <w:rPr>
+                <w:rFonts w:ascii="Times New Roman" w:eastAsia="Times New Roman" w:hAnsi="Times New Roman" w:cs="Times New Roman"/>
+                <w:sz w:val="24"/>
+                <w:szCs w:val="24"/>
+              </w:rPr>
+            </w:pPr>
+            <w:r>
+              <w:rPr>
+                <w:rFonts w:ascii="Times New Roman" w:eastAsia="Times New Roman" w:hAnsi="Times New Roman" w:cs="Times New Roman"/>
+                <w:sz w:val="24"/>
+                <w:szCs w:val="24"/>
+              </w:rPr>
+              <w:t>A/102 Riddhi Siddhi soc., Louis wadi near</w:t>
+            </w:r>
+            <w:r>
+              <w:rPr>
+                <w:rFonts w:ascii="Times New Roman" w:eastAsia="Times New Roman" w:hAnsi="Times New Roman" w:cs="Times New Roman"/>
+                <w:sz w:val="24"/>
+                <w:szCs w:val="24"/>
+              </w:rPr>
+              <w:t xml:space="preserve">     </w:t>
+            </w:r>
+            <w:r>
+              <w:rPr>
+                <w:rFonts w:ascii="Times New Roman" w:eastAsia="Times New Roman" w:hAnsi="Times New Roman" w:cs="Times New Roman"/>
+                <w:sz w:val="24"/>
+                <w:szCs w:val="24"/>
+              </w:rPr>
+              <w:t xml:space="preserve"> </w:t>
             </w:r>
             <w:proofErr w:type="spellStart"/>
             <w:r>
@@ -4646,7 +4824,7 @@
                 <w:sz w:val="24"/>
                 <w:szCs w:val="24"/>
               </w:rPr>
-              <w:t>sinhagadh</w:t>
+              <w:t>Malvan</w:t>
             </w:r>
             <w:proofErr w:type="spellEnd"/>
             <w:r>
@@ -4655,67 +4833,114 @@
                 <w:sz w:val="24"/>
                 <w:szCs w:val="24"/>
               </w:rPr>
-              <w:t xml:space="preserve"> </w:t>
+              <w:t xml:space="preserve"> Tadka, Thane (W</w:t>
+            </w:r>
+            <w:r>
+              <w:rPr>
+                <w:rFonts w:ascii="Times New Roman" w:eastAsia="Times New Roman" w:hAnsi="Times New Roman" w:cs="Times New Roman"/>
+                <w:sz w:val="24"/>
+                <w:szCs w:val="24"/>
+              </w:rPr>
+              <w:t>)</w:t>
+            </w:r>
+          </w:p>
+        </w:tc>
+        <w:tc>
+          <w:tcPr>
+            <w:tcW w:w="2172" w:type="dxa"/>
+            <w:vAlign w:val="center"/>
+          </w:tcPr>
+          <w:p>
+            <w:pPr>
+              <w:widowControl w:val="0"/>
+              <w:spacing w:line="360" w:lineRule="auto"/>
+              <w:rPr>
+                <w:rFonts w:ascii="Times New Roman" w:eastAsia="Times New Roman" w:hAnsi="Times New Roman" w:cs="Times New Roman"/>
+                <w:sz w:val="24"/>
+                <w:szCs w:val="24"/>
+              </w:rPr>
+            </w:pPr>
+            <w:r>
+              <w:rPr>
+                <w:rFonts w:ascii="Times New Roman" w:eastAsia="Times New Roman" w:hAnsi="Times New Roman" w:cs="Times New Roman"/>
+                <w:sz w:val="24"/>
+                <w:szCs w:val="24"/>
+              </w:rPr>
+              <w:t xml:space="preserve">C-wing, Punyodaya </w:t>
             </w:r>
             <w:proofErr w:type="spellStart"/>
-            <w:r>
-              <w:rPr>
-                <w:rFonts w:ascii="Times New Roman" w:eastAsia="Times New Roman" w:hAnsi="Times New Roman" w:cs="Times New Roman"/>
-                <w:sz w:val="24"/>
-                <w:szCs w:val="24"/>
-              </w:rPr>
-              <w:t>hous</w:t>
+            <w:proofErr w:type="gramStart"/>
+            <w:r>
+              <w:rPr>
+                <w:rFonts w:ascii="Times New Roman" w:eastAsia="Times New Roman" w:hAnsi="Times New Roman" w:cs="Times New Roman"/>
+                <w:sz w:val="24"/>
+                <w:szCs w:val="24"/>
+              </w:rPr>
+              <w:t>park,</w:t>
+            </w:r>
+            <w:r>
+              <w:rPr>
+                <w:rFonts w:ascii="Times New Roman" w:eastAsia="Times New Roman" w:hAnsi="Times New Roman" w:cs="Times New Roman"/>
+                <w:sz w:val="24"/>
+                <w:szCs w:val="24"/>
+              </w:rPr>
+              <w:t>A</w:t>
+            </w:r>
+            <w:r>
+              <w:rPr>
+                <w:rFonts w:ascii="Times New Roman" w:eastAsia="Times New Roman" w:hAnsi="Times New Roman" w:cs="Times New Roman"/>
+                <w:sz w:val="24"/>
+                <w:szCs w:val="24"/>
+              </w:rPr>
+              <w:t>dharwadi</w:t>
             </w:r>
             <w:proofErr w:type="spellEnd"/>
-            <w:r>
-              <w:rPr>
-                <w:rFonts w:ascii="Times New Roman" w:eastAsia="Times New Roman" w:hAnsi="Times New Roman" w:cs="Times New Roman"/>
-                <w:sz w:val="24"/>
-                <w:szCs w:val="24"/>
-              </w:rPr>
-              <w:t xml:space="preserve">. Soc. </w:t>
-            </w:r>
-            <w:proofErr w:type="spellStart"/>
-            <w:r>
-              <w:rPr>
-                <w:rFonts w:ascii="Times New Roman" w:eastAsia="Times New Roman" w:hAnsi="Times New Roman" w:cs="Times New Roman"/>
-                <w:sz w:val="24"/>
-                <w:szCs w:val="24"/>
-              </w:rPr>
-              <w:t>Kajupada</w:t>
-            </w:r>
-            <w:proofErr w:type="spellEnd"/>
-            <w:r>
-              <w:rPr>
-                <w:rFonts w:ascii="Times New Roman" w:eastAsia="Times New Roman" w:hAnsi="Times New Roman" w:cs="Times New Roman"/>
-                <w:sz w:val="24"/>
-                <w:szCs w:val="24"/>
-              </w:rPr>
-              <w:t xml:space="preserve"> </w:t>
-            </w:r>
-            <w:proofErr w:type="spellStart"/>
-            <w:r>
-              <w:rPr>
-                <w:rFonts w:ascii="Times New Roman" w:eastAsia="Times New Roman" w:hAnsi="Times New Roman" w:cs="Times New Roman"/>
-                <w:sz w:val="24"/>
-                <w:szCs w:val="24"/>
-              </w:rPr>
-              <w:t>kurla</w:t>
-            </w:r>
-            <w:proofErr w:type="spellEnd"/>
-            <w:r>
-              <w:rPr>
-                <w:rFonts w:ascii="Times New Roman" w:eastAsia="Times New Roman" w:hAnsi="Times New Roman" w:cs="Times New Roman"/>
-                <w:sz w:val="24"/>
-                <w:szCs w:val="24"/>
-              </w:rPr>
-              <w:t xml:space="preserve"> west</w:t>
-            </w:r>
-          </w:p>
-        </w:tc>
-        <w:tc>
-          <w:tcPr>
-            <w:tcW w:w="1992" w:type="dxa"/>
+            <w:proofErr w:type="gramEnd"/>
+            <w:r>
+              <w:rPr>
+                <w:rFonts w:ascii="Times New Roman" w:eastAsia="Times New Roman" w:hAnsi="Times New Roman" w:cs="Times New Roman"/>
+                <w:sz w:val="24"/>
+                <w:szCs w:val="24"/>
+              </w:rPr>
+              <w:t>,</w:t>
+            </w:r>
+            <w:r>
+              <w:rPr>
+                <w:rFonts w:ascii="Times New Roman" w:eastAsia="Times New Roman" w:hAnsi="Times New Roman" w:cs="Times New Roman"/>
+                <w:sz w:val="24"/>
+                <w:szCs w:val="24"/>
+              </w:rPr>
+              <w:t xml:space="preserve">    K</w:t>
+            </w:r>
+            <w:r>
+              <w:rPr>
+                <w:rFonts w:ascii="Times New Roman" w:eastAsia="Times New Roman" w:hAnsi="Times New Roman" w:cs="Times New Roman"/>
+                <w:sz w:val="24"/>
+                <w:szCs w:val="24"/>
+              </w:rPr>
+              <w:t>aly</w:t>
+            </w:r>
+            <w:r>
+              <w:rPr>
+                <w:rFonts w:ascii="Times New Roman" w:eastAsia="Times New Roman" w:hAnsi="Times New Roman" w:cs="Times New Roman"/>
+                <w:sz w:val="24"/>
+                <w:szCs w:val="24"/>
+              </w:rPr>
+              <w:t>a</w:t>
+            </w:r>
+            <w:r>
+              <w:rPr>
+                <w:rFonts w:ascii="Times New Roman" w:eastAsia="Times New Roman" w:hAnsi="Times New Roman" w:cs="Times New Roman"/>
+                <w:sz w:val="24"/>
+                <w:szCs w:val="24"/>
+              </w:rPr>
+              <w:t>n west-421301</w:t>
+            </w:r>
+          </w:p>
+        </w:tc>
+        <w:tc>
+          <w:tcPr>
+            <w:tcW w:w="1962" w:type="dxa"/>
             <w:vAlign w:val="center"/>
           </w:tcPr>
           <w:p>
@@ -4726,41 +4951,19 @@
                 <w:rFonts w:ascii="Times New Roman" w:eastAsia="Times New Roman" w:hAnsi="Times New Roman" w:cs="Times New Roman"/>
                 <w:sz w:val="24"/>
                 <w:szCs w:val="24"/>
-              </w:rPr>
-            </w:pPr>
-            <w:r>
-              <w:rPr>
-                <w:rFonts w:ascii="Times New Roman" w:eastAsia="Times New Roman" w:hAnsi="Times New Roman" w:cs="Times New Roman"/>
-                <w:sz w:val="24"/>
-                <w:szCs w:val="24"/>
-              </w:rPr>
-              <w:t xml:space="preserve">A/102 Riddhi Siddhi soc., Louis wadi near </w:t>
-            </w:r>
-            <w:proofErr w:type="spellStart"/>
-            <w:r>
-              <w:rPr>
-                <w:rFonts w:ascii="Times New Roman" w:eastAsia="Times New Roman" w:hAnsi="Times New Roman" w:cs="Times New Roman"/>
-                <w:sz w:val="24"/>
-                <w:szCs w:val="24"/>
-              </w:rPr>
-              <w:t>Malvan</w:t>
-            </w:r>
-            <w:proofErr w:type="spellEnd"/>
-            <w:r>
-              <w:rPr>
-                <w:rFonts w:ascii="Times New Roman" w:eastAsia="Times New Roman" w:hAnsi="Times New Roman" w:cs="Times New Roman"/>
-                <w:sz w:val="24"/>
-                <w:szCs w:val="24"/>
-              </w:rPr>
-              <w:t xml:space="preserve"> Tadka, Thane (W</w:t>
-            </w:r>
-          </w:p>
-        </w:tc>
-        <w:tc>
-          <w:tcPr>
-            <w:tcW w:w="2172" w:type="dxa"/>
-            <w:vAlign w:val="center"/>
-          </w:tcPr>
+                <w:lang w:val="de-DE"/>
+              </w:rPr>
+            </w:pPr>
+            <w:r>
+              <w:rPr>
+                <w:rFonts w:ascii="Times New Roman" w:eastAsia="Times New Roman" w:hAnsi="Times New Roman" w:cs="Times New Roman"/>
+                <w:sz w:val="24"/>
+                <w:szCs w:val="24"/>
+                <w:lang w:val="de-DE"/>
+              </w:rPr>
+              <w:t>Indira Nagar,Vashinaka,</w:t>
+            </w:r>
+          </w:p>
           <w:p>
             <w:pPr>
               <w:widowControl w:val="0"/>
@@ -4769,41 +4972,37 @@
                 <w:rFonts w:ascii="Times New Roman" w:eastAsia="Times New Roman" w:hAnsi="Times New Roman" w:cs="Times New Roman"/>
                 <w:sz w:val="24"/>
                 <w:szCs w:val="24"/>
-              </w:rPr>
-            </w:pPr>
-            <w:r>
-              <w:rPr>
-                <w:rFonts w:ascii="Times New Roman" w:eastAsia="Times New Roman" w:hAnsi="Times New Roman" w:cs="Times New Roman"/>
-                <w:sz w:val="24"/>
-                <w:szCs w:val="24"/>
-              </w:rPr>
-              <w:t xml:space="preserve">C-wing, Punyodaya </w:t>
-            </w:r>
-            <w:proofErr w:type="spellStart"/>
-            <w:r>
-              <w:rPr>
-                <w:rFonts w:ascii="Times New Roman" w:eastAsia="Times New Roman" w:hAnsi="Times New Roman" w:cs="Times New Roman"/>
-                <w:sz w:val="24"/>
-                <w:szCs w:val="24"/>
-              </w:rPr>
-              <w:t>park,adharwadi,kalyan</w:t>
-            </w:r>
-            <w:proofErr w:type="spellEnd"/>
-            <w:r>
-              <w:rPr>
-                <w:rFonts w:ascii="Times New Roman" w:eastAsia="Times New Roman" w:hAnsi="Times New Roman" w:cs="Times New Roman"/>
-                <w:sz w:val="24"/>
-                <w:szCs w:val="24"/>
-              </w:rPr>
-              <w:t xml:space="preserve"> west-421301</w:t>
-            </w:r>
-          </w:p>
-        </w:tc>
-        <w:tc>
-          <w:tcPr>
-            <w:tcW w:w="1962" w:type="dxa"/>
-            <w:vAlign w:val="center"/>
-          </w:tcPr>
+                <w:lang w:val="de-DE"/>
+              </w:rPr>
+            </w:pPr>
+            <w:r>
+              <w:rPr>
+                <w:rFonts w:ascii="Times New Roman" w:eastAsia="Times New Roman" w:hAnsi="Times New Roman" w:cs="Times New Roman"/>
+                <w:sz w:val="24"/>
+                <w:szCs w:val="24"/>
+                <w:lang w:val="de-DE"/>
+              </w:rPr>
+              <w:t>Chembur</w:t>
+            </w:r>
+            <w:r>
+              <w:rPr>
+                <w:rFonts w:ascii="Times New Roman" w:eastAsia="Times New Roman" w:hAnsi="Times New Roman" w:cs="Times New Roman"/>
+                <w:sz w:val="24"/>
+                <w:szCs w:val="24"/>
+                <w:lang w:val="de-DE"/>
+              </w:rPr>
+              <w:t>(E)</w:t>
+            </w:r>
+            <w:r>
+              <w:rPr>
+                <w:rFonts w:ascii="Times New Roman" w:eastAsia="Times New Roman" w:hAnsi="Times New Roman" w:cs="Times New Roman"/>
+                <w:sz w:val="24"/>
+                <w:szCs w:val="24"/>
+                <w:lang w:val="de-DE"/>
+              </w:rPr>
+              <w:t>,</w:t>
+            </w:r>
+          </w:p>
           <w:p>
             <w:pPr>
               <w:widowControl w:val="0"/>
@@ -4822,37 +5021,7 @@
                 <w:szCs w:val="24"/>
                 <w:lang w:val="de-DE"/>
               </w:rPr>
-              <w:t xml:space="preserve"> </w:t>
-            </w:r>
-            <w:r>
-              <w:rPr>
-                <w:rFonts w:ascii="Times New Roman" w:eastAsia="Times New Roman" w:hAnsi="Times New Roman" w:cs="Times New Roman"/>
-                <w:sz w:val="24"/>
-                <w:szCs w:val="24"/>
-                <w:lang w:val="de-DE"/>
-              </w:rPr>
-              <w:t>Indira Nagar,Vashinaka,</w:t>
-            </w:r>
-          </w:p>
-          <w:p>
-            <w:pPr>
-              <w:widowControl w:val="0"/>
-              <w:spacing w:line="360" w:lineRule="auto"/>
-              <w:rPr>
-                <w:rFonts w:ascii="Times New Roman" w:eastAsia="Times New Roman" w:hAnsi="Times New Roman" w:cs="Times New Roman"/>
-                <w:sz w:val="24"/>
-                <w:szCs w:val="24"/>
-                <w:lang w:val="de-DE"/>
-              </w:rPr>
-            </w:pPr>
-            <w:r>
-              <w:rPr>
-                <w:rFonts w:ascii="Times New Roman" w:eastAsia="Times New Roman" w:hAnsi="Times New Roman" w:cs="Times New Roman"/>
-                <w:sz w:val="24"/>
-                <w:szCs w:val="24"/>
-                <w:lang w:val="de-DE"/>
-              </w:rPr>
-              <w:t>Chembur,Mumbai-400074</w:t>
+              <w:t>Mumbai-400074</w:t>
             </w:r>
           </w:p>
         </w:tc>
@@ -5058,8 +5227,19 @@
           <w:sz w:val="24"/>
           <w:szCs w:val="24"/>
         </w:rPr>
-        <w:t>s or words have been included, We</w:t>
-      </w:r>
+        <w:t xml:space="preserve">s or words have been included, </w:t>
+      </w:r>
+      <w:proofErr w:type="gramStart"/>
+      <w:r>
+        <w:rPr>
+          <w:rFonts w:ascii="Times New Roman" w:eastAsia="Times New Roman" w:hAnsi="Times New Roman" w:cs="Times New Roman"/>
+          <w:color w:val="000009"/>
+          <w:sz w:val="24"/>
+          <w:szCs w:val="24"/>
+        </w:rPr>
+        <w:t>We</w:t>
+      </w:r>
+      <w:proofErr w:type="gramEnd"/>
       <w:r>
         <w:rPr>
           <w:rFonts w:ascii="Times New Roman" w:eastAsia="Times New Roman" w:hAnsi="Times New Roman" w:cs="Times New Roman"/>
@@ -5198,15 +5378,16 @@
           <w:sz w:val="28"/>
           <w:szCs w:val="28"/>
         </w:rPr>
-        <w:t xml:space="preserve">                              1. Prajyot Gaikwad </w:t>
-      </w:r>
+        <w:t xml:space="preserve">                              1. Prajyot </w:t>
+      </w:r>
+      <w:proofErr w:type="gramStart"/>
       <w:r>
         <w:rPr>
           <w:rFonts w:ascii="Times New Roman" w:eastAsia="Times New Roman" w:hAnsi="Times New Roman" w:cs="Times New Roman"/>
           <w:sz w:val="28"/>
           <w:szCs w:val="28"/>
         </w:rPr>
-        <w:t xml:space="preserve"> </w:t>
+        <w:t xml:space="preserve">Gaikwad </w:t>
       </w:r>
       <w:r>
         <w:rPr>
@@ -5214,7 +5395,24 @@
           <w:sz w:val="28"/>
           <w:szCs w:val="28"/>
         </w:rPr>
-        <w:t>(1</w:t>
+        <w:t xml:space="preserve"> </w:t>
+      </w:r>
+      <w:r>
+        <w:rPr>
+          <w:rFonts w:ascii="Times New Roman" w:eastAsia="Times New Roman" w:hAnsi="Times New Roman" w:cs="Times New Roman"/>
+          <w:sz w:val="28"/>
+          <w:szCs w:val="28"/>
+        </w:rPr>
+        <w:t>(</w:t>
+      </w:r>
+      <w:proofErr w:type="gramEnd"/>
+      <w:r>
+        <w:rPr>
+          <w:rFonts w:ascii="Times New Roman" w:eastAsia="Times New Roman" w:hAnsi="Times New Roman" w:cs="Times New Roman"/>
+          <w:sz w:val="28"/>
+          <w:szCs w:val="28"/>
+        </w:rPr>
+        <w:t>1</w:t>
       </w:r>
       <w:r>
         <w:rPr>
@@ -5261,15 +5459,33 @@
           <w:sz w:val="28"/>
           <w:szCs w:val="28"/>
         </w:rPr>
-        <w:t xml:space="preserve">      </w:t>
-      </w:r>
+        <w:t xml:space="preserve">   </w:t>
+      </w:r>
+      <w:proofErr w:type="gramStart"/>
       <w:r>
         <w:rPr>
           <w:rFonts w:ascii="Times New Roman" w:eastAsia="Times New Roman" w:hAnsi="Times New Roman" w:cs="Times New Roman"/>
           <w:sz w:val="28"/>
           <w:szCs w:val="28"/>
         </w:rPr>
-        <w:t>(01/123CP1180A)</w:t>
+        <w:t xml:space="preserve">   </w:t>
+      </w:r>
+      <w:r>
+        <w:rPr>
+          <w:rFonts w:ascii="Times New Roman" w:eastAsia="Times New Roman" w:hAnsi="Times New Roman" w:cs="Times New Roman"/>
+          <w:sz w:val="28"/>
+          <w:szCs w:val="28"/>
+        </w:rPr>
+        <w:t>(</w:t>
+      </w:r>
+      <w:proofErr w:type="gramEnd"/>
+      <w:r>
+        <w:rPr>
+          <w:rFonts w:ascii="Times New Roman" w:eastAsia="Times New Roman" w:hAnsi="Times New Roman" w:cs="Times New Roman"/>
+          <w:sz w:val="28"/>
+          <w:szCs w:val="28"/>
+        </w:rPr>
+        <w:t>01/123CP1180A)</w:t>
       </w:r>
       <w:r>
         <w:rPr>
@@ -5300,7 +5516,25 @@
           <w:sz w:val="28"/>
           <w:szCs w:val="28"/>
         </w:rPr>
-        <w:t xml:space="preserve">                              3. Vedant Mahajan   (4</w:t>
+        <w:t xml:space="preserve">                              3. Vedant Mahajan</w:t>
+      </w:r>
+      <w:proofErr w:type="gramStart"/>
+      <w:r>
+        <w:rPr>
+          <w:rFonts w:ascii="Times New Roman" w:eastAsia="Times New Roman" w:hAnsi="Times New Roman" w:cs="Times New Roman"/>
+          <w:sz w:val="28"/>
+          <w:szCs w:val="28"/>
+        </w:rPr>
+        <w:t xml:space="preserve">   (</w:t>
+      </w:r>
+      <w:proofErr w:type="gramEnd"/>
+      <w:r>
+        <w:rPr>
+          <w:rFonts w:ascii="Times New Roman" w:eastAsia="Times New Roman" w:hAnsi="Times New Roman" w:cs="Times New Roman"/>
+          <w:sz w:val="28"/>
+          <w:szCs w:val="28"/>
+        </w:rPr>
+        <w:t>4</w:t>
       </w:r>
       <w:r>
         <w:rPr>
@@ -5347,15 +5581,33 @@
           <w:sz w:val="28"/>
           <w:szCs w:val="28"/>
         </w:rPr>
-        <w:t xml:space="preserve">      </w:t>
-      </w:r>
+        <w:t xml:space="preserve">   </w:t>
+      </w:r>
+      <w:proofErr w:type="gramStart"/>
       <w:r>
         <w:rPr>
           <w:rFonts w:ascii="Times New Roman" w:eastAsia="Times New Roman" w:hAnsi="Times New Roman" w:cs="Times New Roman"/>
           <w:sz w:val="28"/>
           <w:szCs w:val="28"/>
         </w:rPr>
-        <w:t>(0/123</w:t>
+        <w:t xml:space="preserve">   </w:t>
+      </w:r>
+      <w:r>
+        <w:rPr>
+          <w:rFonts w:ascii="Times New Roman" w:eastAsia="Times New Roman" w:hAnsi="Times New Roman" w:cs="Times New Roman"/>
+          <w:sz w:val="28"/>
+          <w:szCs w:val="28"/>
+        </w:rPr>
+        <w:t>(</w:t>
+      </w:r>
+      <w:proofErr w:type="gramEnd"/>
+      <w:r>
+        <w:rPr>
+          <w:rFonts w:ascii="Times New Roman" w:eastAsia="Times New Roman" w:hAnsi="Times New Roman" w:cs="Times New Roman"/>
+          <w:sz w:val="28"/>
+          <w:szCs w:val="28"/>
+        </w:rPr>
+        <w:t>0/123</w:t>
       </w:r>
       <w:r>
         <w:rPr>
@@ -5555,7 +5807,7 @@
           <w:szCs w:val="24"/>
         </w:rPr>
         <w:drawing>
-          <wp:inline distT="0" distB="0" distL="0" distR="0" wp14:anchorId="55671DEA" wp14:editId="793308F1">
+          <wp:inline distT="0" distB="0" distL="0" distR="0" wp14:anchorId="55671DEA" wp14:editId="23EB36D4">
             <wp:extent cx="1192742" cy="354965"/>
             <wp:effectExtent l="0" t="0" r="7620" b="6985"/>
             <wp:docPr id="853757617" name="Picture 9"/>
@@ -5711,7 +5963,7 @@
           <w:szCs w:val="24"/>
         </w:rPr>
         <w:drawing>
-          <wp:inline distT="0" distB="0" distL="0" distR="0" wp14:anchorId="0BC478A0" wp14:editId="5C02F9B9">
+          <wp:inline distT="0" distB="0" distL="0" distR="0" wp14:anchorId="0BC478A0" wp14:editId="19DF3B1B">
             <wp:extent cx="1225550" cy="304800"/>
             <wp:effectExtent l="0" t="0" r="0" b="0"/>
             <wp:docPr id="1931098319" name="Picture 11"/>
@@ -5799,7 +6051,7 @@
           <w:szCs w:val="24"/>
         </w:rPr>
         <w:lastRenderedPageBreak/>
-        <w:t xml:space="preserve">                                                                                                </w:t>
+        <w:t xml:space="preserve">                                                                    </w:t>
       </w:r>
     </w:p>
     <w:p>
@@ -5907,6 +6159,7 @@
           <w:b/>
           <w:sz w:val="28"/>
           <w:szCs w:val="28"/>
+          <w:u w:val="single"/>
         </w:rPr>
         <w:t>Prof.</w:t>
       </w:r>
@@ -5915,6 +6168,7 @@
           <w:rFonts w:ascii="Times New Roman" w:eastAsia="Times New Roman" w:hAnsi="Times New Roman" w:cs="Times New Roman"/>
           <w:sz w:val="28"/>
           <w:szCs w:val="28"/>
+          <w:u w:val="single"/>
         </w:rPr>
         <w:t xml:space="preserve"> </w:t>
       </w:r>
@@ -5969,7 +6223,7 @@
           <w:sz w:val="28"/>
           <w:szCs w:val="28"/>
         </w:rPr>
-        <w:t xml:space="preserve">for the Mini Project   Semester </w:t>
+        <w:t>for the Mini Project Semester</w:t>
       </w:r>
       <w:r>
         <w:rPr>
@@ -6139,6 +6393,14 @@
           <w:sz w:val="28"/>
           <w:szCs w:val="28"/>
         </w:rPr>
+        <w:t xml:space="preserve"> </w:t>
+      </w:r>
+      <w:r>
+        <w:rPr>
+          <w:rFonts w:ascii="Times New Roman" w:eastAsia="Times New Roman" w:hAnsi="Times New Roman" w:cs="Times New Roman"/>
+          <w:sz w:val="28"/>
+          <w:szCs w:val="28"/>
+        </w:rPr>
         <w:t>(01/123CP1180A)</w:t>
       </w:r>
       <w:r>
@@ -6170,7 +6432,7 @@
           <w:sz w:val="28"/>
           <w:szCs w:val="28"/>
         </w:rPr>
-        <w:t xml:space="preserve">          3. Vedant Mahajan   (4</w:t>
+        <w:t xml:space="preserve">          3. Vedant Mahajan (4</w:t>
       </w:r>
       <w:r>
         <w:rPr>
@@ -6209,7 +6471,23 @@
           <w:sz w:val="28"/>
           <w:szCs w:val="28"/>
         </w:rPr>
-        <w:t xml:space="preserve">         4.  Pratik Chavan(0</w:t>
+        <w:t xml:space="preserve">         4.  Pratik Chavan</w:t>
+      </w:r>
+      <w:r>
+        <w:rPr>
+          <w:rFonts w:ascii="Times New Roman" w:eastAsia="Times New Roman" w:hAnsi="Times New Roman" w:cs="Times New Roman"/>
+          <w:sz w:val="28"/>
+          <w:szCs w:val="28"/>
+        </w:rPr>
+        <w:t xml:space="preserve"> </w:t>
+      </w:r>
+      <w:r>
+        <w:rPr>
+          <w:rFonts w:ascii="Times New Roman" w:eastAsia="Times New Roman" w:hAnsi="Times New Roman" w:cs="Times New Roman"/>
+          <w:sz w:val="28"/>
+          <w:szCs w:val="28"/>
+        </w:rPr>
+        <w:t>(0</w:t>
       </w:r>
       <w:r>
         <w:rPr>
@@ -6357,7 +6635,7 @@
           <w:rFonts w:ascii="Times New Roman" w:hAnsi="Times New Roman" w:cs="Times New Roman"/>
           <w:sz w:val="24"/>
           <w:szCs w:val="24"/>
-          <w:lang w:val="de-DE"/>
+          <w:lang w:val="en-IN"/>
         </w:rPr>
       </w:pPr>
       <w:r>
@@ -6365,7 +6643,7 @@
           <w:rFonts w:ascii="Times New Roman" w:eastAsia="Times New Roman" w:hAnsi="Times New Roman" w:cs="Times New Roman"/>
           <w:sz w:val="24"/>
           <w:szCs w:val="24"/>
-          <w:lang w:val="de-DE"/>
+          <w:lang w:val="en-IN"/>
         </w:rPr>
         <w:t>Prof</w:t>
       </w:r>
@@ -6374,33 +6652,25 @@
           <w:rFonts w:ascii="Times New Roman" w:eastAsia="Times New Roman" w:hAnsi="Times New Roman" w:cs="Times New Roman"/>
           <w:sz w:val="24"/>
           <w:szCs w:val="24"/>
-          <w:lang w:val="de-DE"/>
-        </w:rPr>
-        <w:t>. Dh</w:t>
-      </w:r>
-      <w:r>
-        <w:rPr>
-          <w:rFonts w:ascii="Times New Roman" w:eastAsia="Times New Roman" w:hAnsi="Times New Roman" w:cs="Times New Roman"/>
-          <w:sz w:val="24"/>
-          <w:szCs w:val="24"/>
-          <w:lang w:val="de-DE"/>
-        </w:rPr>
-        <w:t xml:space="preserve">anashri Kane                               </w:t>
+          <w:lang w:val="en-IN"/>
+        </w:rPr>
+        <w:t xml:space="preserve">. Dhanashri Kane                               </w:t>
       </w:r>
       <w:r>
         <w:rPr>
           <w:rFonts w:ascii="Times New Roman" w:hAnsi="Times New Roman" w:cs="Times New Roman"/>
           <w:sz w:val="24"/>
           <w:szCs w:val="24"/>
-          <w:lang w:val="de-DE"/>
-        </w:rPr>
-        <w:tab/>
-      </w:r>
+          <w:lang w:val="en-IN"/>
+        </w:rPr>
+        <w:t xml:space="preserve"> </w:t>
+      </w:r>
+      <w:proofErr w:type="spellStart"/>
       <w:r>
         <w:rPr>
           <w:sz w:val="23"/>
           <w:szCs w:val="23"/>
-          <w:lang w:val="de-DE"/>
+          <w:lang w:val="en-IN"/>
         </w:rPr>
         <w:t>Prof.</w:t>
       </w:r>
@@ -6408,23 +6678,32 @@
         <w:rPr>
           <w:sz w:val="23"/>
           <w:szCs w:val="23"/>
-          <w:lang w:val="de-DE"/>
-        </w:rPr>
-        <w:t xml:space="preserve">Sonali Ukey                     </w:t>
-      </w:r>
+          <w:lang w:val="en-IN"/>
+        </w:rPr>
+        <w:t>Sonali</w:t>
+      </w:r>
+      <w:proofErr w:type="spellEnd"/>
       <w:r>
         <w:rPr>
           <w:sz w:val="23"/>
           <w:szCs w:val="23"/>
-          <w:lang w:val="de-DE"/>
-        </w:rPr>
-        <w:t xml:space="preserve">              Dr. </w:t>
+          <w:lang w:val="en-IN"/>
+        </w:rPr>
+        <w:t xml:space="preserve"> Ukey                     </w:t>
       </w:r>
       <w:r>
         <w:rPr>
           <w:sz w:val="23"/>
           <w:szCs w:val="23"/>
-          <w:lang w:val="de-DE"/>
+          <w:lang w:val="en-IN"/>
+        </w:rPr>
+        <w:t xml:space="preserve">              Dr. </w:t>
+      </w:r>
+      <w:r>
+        <w:rPr>
+          <w:sz w:val="23"/>
+          <w:szCs w:val="23"/>
+          <w:lang w:val="en-IN"/>
         </w:rPr>
         <w:t>Rajesh Kadu</w:t>
       </w:r>
@@ -6447,7 +6726,7 @@
           <w:rFonts w:ascii="Times New Roman" w:hAnsi="Times New Roman" w:cs="Times New Roman"/>
           <w:sz w:val="24"/>
           <w:szCs w:val="24"/>
-          <w:lang w:val="de-DE"/>
+          <w:lang w:val="en-IN"/>
         </w:rPr>
         <w:t xml:space="preserve">      </w:t>
       </w:r>
@@ -6565,15 +6844,16 @@
           <w:sz w:val="23"/>
           <w:szCs w:val="23"/>
         </w:rPr>
-        <w:t xml:space="preserve">                 </w:t>
-      </w:r>
+        <w:t xml:space="preserve">            </w:t>
+      </w:r>
+      <w:proofErr w:type="gramStart"/>
       <w:r>
         <w:rPr>
           <w:rFonts w:ascii="Times New Roman" w:eastAsia="Times New Roman" w:hAnsi="Times New Roman" w:cs="Times New Roman"/>
           <w:sz w:val="23"/>
           <w:szCs w:val="23"/>
         </w:rPr>
-        <w:t>(Mini Project Coordinator)</w:t>
+        <w:t xml:space="preserve">   </w:t>
       </w:r>
       <w:r>
         <w:rPr>
@@ -6581,15 +6861,16 @@
           <w:sz w:val="23"/>
           <w:szCs w:val="23"/>
         </w:rPr>
-        <w:tab/>
-      </w:r>
+        <w:t>(</w:t>
+      </w:r>
+      <w:proofErr w:type="gramEnd"/>
       <w:r>
         <w:rPr>
           <w:rFonts w:ascii="Times New Roman" w:eastAsia="Times New Roman" w:hAnsi="Times New Roman" w:cs="Times New Roman"/>
           <w:sz w:val="23"/>
           <w:szCs w:val="23"/>
         </w:rPr>
-        <w:t xml:space="preserve">        </w:t>
+        <w:t>Mini Project Coordinator)</w:t>
       </w:r>
       <w:r>
         <w:rPr>
@@ -6597,8 +6878,64 @@
           <w:sz w:val="23"/>
           <w:szCs w:val="23"/>
         </w:rPr>
-        <w:t>(HOD Computer)</w:t>
-      </w:r>
+        <w:tab/>
+      </w:r>
+      <w:r>
+        <w:rPr>
+          <w:rFonts w:ascii="Times New Roman" w:eastAsia="Times New Roman" w:hAnsi="Times New Roman" w:cs="Times New Roman"/>
+          <w:sz w:val="23"/>
+          <w:szCs w:val="23"/>
+        </w:rPr>
+        <w:t xml:space="preserve">     </w:t>
+      </w:r>
+      <w:proofErr w:type="gramStart"/>
+      <w:r>
+        <w:rPr>
+          <w:rFonts w:ascii="Times New Roman" w:eastAsia="Times New Roman" w:hAnsi="Times New Roman" w:cs="Times New Roman"/>
+          <w:sz w:val="23"/>
+          <w:szCs w:val="23"/>
+        </w:rPr>
+        <w:t xml:space="preserve">   </w:t>
+      </w:r>
+      <w:r>
+        <w:rPr>
+          <w:rFonts w:ascii="Times New Roman" w:eastAsia="Times New Roman" w:hAnsi="Times New Roman" w:cs="Times New Roman"/>
+          <w:sz w:val="23"/>
+          <w:szCs w:val="23"/>
+        </w:rPr>
+        <w:t>(</w:t>
+      </w:r>
+      <w:proofErr w:type="gramEnd"/>
+      <w:r>
+        <w:rPr>
+          <w:rFonts w:ascii="Times New Roman" w:eastAsia="Times New Roman" w:hAnsi="Times New Roman" w:cs="Times New Roman"/>
+          <w:sz w:val="23"/>
+          <w:szCs w:val="23"/>
+        </w:rPr>
+        <w:t>HOD Computer)</w:t>
+      </w:r>
+    </w:p>
+    <w:p>
+      <w:pPr>
+        <w:widowControl w:val="0"/>
+        <w:spacing w:line="240" w:lineRule="auto"/>
+        <w:rPr>
+          <w:rFonts w:ascii="Times New Roman" w:eastAsia="Times New Roman" w:hAnsi="Times New Roman" w:cs="Times New Roman"/>
+          <w:sz w:val="26"/>
+          <w:szCs w:val="26"/>
+        </w:rPr>
+      </w:pPr>
+    </w:p>
+    <w:p>
+      <w:pPr>
+        <w:widowControl w:val="0"/>
+        <w:spacing w:line="240" w:lineRule="auto"/>
+        <w:rPr>
+          <w:rFonts w:ascii="Times New Roman" w:eastAsia="Times New Roman" w:hAnsi="Times New Roman" w:cs="Times New Roman"/>
+          <w:sz w:val="26"/>
+          <w:szCs w:val="26"/>
+        </w:rPr>
+      </w:pPr>
     </w:p>
     <w:p>
       <w:pPr>
@@ -6742,6 +7079,7 @@
           <w:sz w:val="32"/>
           <w:szCs w:val="32"/>
         </w:rPr>
+        <w:lastRenderedPageBreak/>
         <w:t>COURSE OUTCOMES</w:t>
       </w:r>
     </w:p>
@@ -7039,7 +7377,25 @@
                 <w:sz w:val="20"/>
                 <w:szCs w:val="20"/>
               </w:rPr>
-              <w:t>PO1, PO2,PO4</w:t>
+              <w:t>PO1, PO</w:t>
+            </w:r>
+            <w:proofErr w:type="gramStart"/>
+            <w:r>
+              <w:rPr>
+                <w:rFonts w:ascii="Times New Roman" w:eastAsia="Times New Roman" w:hAnsi="Times New Roman" w:cs="Times New Roman"/>
+                <w:sz w:val="20"/>
+                <w:szCs w:val="20"/>
+              </w:rPr>
+              <w:t>2,PO</w:t>
+            </w:r>
+            <w:proofErr w:type="gramEnd"/>
+            <w:r>
+              <w:rPr>
+                <w:rFonts w:ascii="Times New Roman" w:eastAsia="Times New Roman" w:hAnsi="Times New Roman" w:cs="Times New Roman"/>
+                <w:sz w:val="20"/>
+                <w:szCs w:val="20"/>
+              </w:rPr>
+              <w:t>4</w:t>
             </w:r>
           </w:p>
         </w:tc>
@@ -7066,7 +7422,25 @@
                 <w:sz w:val="20"/>
                 <w:szCs w:val="20"/>
               </w:rPr>
-              <w:t>PSO1,PSO2</w:t>
+              <w:t>PSO</w:t>
+            </w:r>
+            <w:proofErr w:type="gramStart"/>
+            <w:r>
+              <w:rPr>
+                <w:rFonts w:ascii="Times New Roman" w:eastAsia="Times New Roman" w:hAnsi="Times New Roman" w:cs="Times New Roman"/>
+                <w:sz w:val="20"/>
+                <w:szCs w:val="20"/>
+              </w:rPr>
+              <w:t>1,PSO</w:t>
+            </w:r>
+            <w:proofErr w:type="gramEnd"/>
+            <w:r>
+              <w:rPr>
+                <w:rFonts w:ascii="Times New Roman" w:eastAsia="Times New Roman" w:hAnsi="Times New Roman" w:cs="Times New Roman"/>
+                <w:sz w:val="20"/>
+                <w:szCs w:val="20"/>
+              </w:rPr>
+              <w:t>2</w:t>
             </w:r>
           </w:p>
         </w:tc>
@@ -7148,7 +7522,21 @@
               <w:rPr>
                 <w:rFonts w:ascii="Times New Roman" w:eastAsia="Times New Roman" w:hAnsi="Times New Roman" w:cs="Times New Roman"/>
               </w:rPr>
-              <w:t>PO1,PO2,PO4,</w:t>
+              <w:t>PO</w:t>
+            </w:r>
+            <w:proofErr w:type="gramStart"/>
+            <w:r>
+              <w:rPr>
+                <w:rFonts w:ascii="Times New Roman" w:eastAsia="Times New Roman" w:hAnsi="Times New Roman" w:cs="Times New Roman"/>
+              </w:rPr>
+              <w:t>1,PO2,PO</w:t>
+            </w:r>
+            <w:proofErr w:type="gramEnd"/>
+            <w:r>
+              <w:rPr>
+                <w:rFonts w:ascii="Times New Roman" w:eastAsia="Times New Roman" w:hAnsi="Times New Roman" w:cs="Times New Roman"/>
+              </w:rPr>
+              <w:t>4,</w:t>
             </w:r>
           </w:p>
           <w:p>
@@ -7164,7 +7552,21 @@
               <w:rPr>
                 <w:rFonts w:ascii="Times New Roman" w:eastAsia="Times New Roman" w:hAnsi="Times New Roman" w:cs="Times New Roman"/>
               </w:rPr>
-              <w:t>PO5,PO6,PO8</w:t>
+              <w:t>PO</w:t>
+            </w:r>
+            <w:proofErr w:type="gramStart"/>
+            <w:r>
+              <w:rPr>
+                <w:rFonts w:ascii="Times New Roman" w:eastAsia="Times New Roman" w:hAnsi="Times New Roman" w:cs="Times New Roman"/>
+              </w:rPr>
+              <w:t>5,PO6,PO</w:t>
+            </w:r>
+            <w:proofErr w:type="gramEnd"/>
+            <w:r>
+              <w:rPr>
+                <w:rFonts w:ascii="Times New Roman" w:eastAsia="Times New Roman" w:hAnsi="Times New Roman" w:cs="Times New Roman"/>
+              </w:rPr>
+              <w:t>8</w:t>
             </w:r>
           </w:p>
         </w:tc>
@@ -7186,7 +7588,21 @@
               <w:rPr>
                 <w:rFonts w:ascii="Times New Roman" w:eastAsia="Times New Roman" w:hAnsi="Times New Roman" w:cs="Times New Roman"/>
               </w:rPr>
-              <w:t>PSO1,PSO2</w:t>
+              <w:t>PSO</w:t>
+            </w:r>
+            <w:proofErr w:type="gramStart"/>
+            <w:r>
+              <w:rPr>
+                <w:rFonts w:ascii="Times New Roman" w:eastAsia="Times New Roman" w:hAnsi="Times New Roman" w:cs="Times New Roman"/>
+              </w:rPr>
+              <w:t>1,PSO</w:t>
+            </w:r>
+            <w:proofErr w:type="gramEnd"/>
+            <w:r>
+              <w:rPr>
+                <w:rFonts w:ascii="Times New Roman" w:eastAsia="Times New Roman" w:hAnsi="Times New Roman" w:cs="Times New Roman"/>
+              </w:rPr>
+              <w:t>2</w:t>
             </w:r>
           </w:p>
         </w:tc>
@@ -7268,7 +7684,21 @@
               <w:rPr>
                 <w:rFonts w:ascii="Times New Roman" w:eastAsia="Times New Roman" w:hAnsi="Times New Roman" w:cs="Times New Roman"/>
               </w:rPr>
-              <w:t>PO1,PO2,PO4,</w:t>
+              <w:t>PO</w:t>
+            </w:r>
+            <w:proofErr w:type="gramStart"/>
+            <w:r>
+              <w:rPr>
+                <w:rFonts w:ascii="Times New Roman" w:eastAsia="Times New Roman" w:hAnsi="Times New Roman" w:cs="Times New Roman"/>
+              </w:rPr>
+              <w:t>1,PO2,PO</w:t>
+            </w:r>
+            <w:proofErr w:type="gramEnd"/>
+            <w:r>
+              <w:rPr>
+                <w:rFonts w:ascii="Times New Roman" w:eastAsia="Times New Roman" w:hAnsi="Times New Roman" w:cs="Times New Roman"/>
+              </w:rPr>
+              <w:t>4,</w:t>
             </w:r>
           </w:p>
           <w:p>
@@ -7284,7 +7714,21 @@
               <w:rPr>
                 <w:rFonts w:ascii="Times New Roman" w:eastAsia="Times New Roman" w:hAnsi="Times New Roman" w:cs="Times New Roman"/>
               </w:rPr>
-              <w:t>PO9,PO11</w:t>
+              <w:t>PO</w:t>
+            </w:r>
+            <w:proofErr w:type="gramStart"/>
+            <w:r>
+              <w:rPr>
+                <w:rFonts w:ascii="Times New Roman" w:eastAsia="Times New Roman" w:hAnsi="Times New Roman" w:cs="Times New Roman"/>
+              </w:rPr>
+              <w:t>9,PO</w:t>
+            </w:r>
+            <w:proofErr w:type="gramEnd"/>
+            <w:r>
+              <w:rPr>
+                <w:rFonts w:ascii="Times New Roman" w:eastAsia="Times New Roman" w:hAnsi="Times New Roman" w:cs="Times New Roman"/>
+              </w:rPr>
+              <w:t>11</w:t>
             </w:r>
           </w:p>
         </w:tc>
@@ -7306,7 +7750,21 @@
               <w:rPr>
                 <w:rFonts w:ascii="Times New Roman" w:eastAsia="Times New Roman" w:hAnsi="Times New Roman" w:cs="Times New Roman"/>
               </w:rPr>
-              <w:t>PSO1,POS2</w:t>
+              <w:t>PSO</w:t>
+            </w:r>
+            <w:proofErr w:type="gramStart"/>
+            <w:r>
+              <w:rPr>
+                <w:rFonts w:ascii="Times New Roman" w:eastAsia="Times New Roman" w:hAnsi="Times New Roman" w:cs="Times New Roman"/>
+              </w:rPr>
+              <w:t>1,POS</w:t>
+            </w:r>
+            <w:proofErr w:type="gramEnd"/>
+            <w:r>
+              <w:rPr>
+                <w:rFonts w:ascii="Times New Roman" w:eastAsia="Times New Roman" w:hAnsi="Times New Roman" w:cs="Times New Roman"/>
+              </w:rPr>
+              <w:t>2</w:t>
             </w:r>
           </w:p>
         </w:tc>
@@ -7388,7 +7846,21 @@
               <w:rPr>
                 <w:rFonts w:ascii="Times New Roman" w:eastAsia="Times New Roman" w:hAnsi="Times New Roman" w:cs="Times New Roman"/>
               </w:rPr>
-              <w:t>PO1,PO2,PO4,</w:t>
+              <w:t>PO</w:t>
+            </w:r>
+            <w:proofErr w:type="gramStart"/>
+            <w:r>
+              <w:rPr>
+                <w:rFonts w:ascii="Times New Roman" w:eastAsia="Times New Roman" w:hAnsi="Times New Roman" w:cs="Times New Roman"/>
+              </w:rPr>
+              <w:t>1,PO2,PO</w:t>
+            </w:r>
+            <w:proofErr w:type="gramEnd"/>
+            <w:r>
+              <w:rPr>
+                <w:rFonts w:ascii="Times New Roman" w:eastAsia="Times New Roman" w:hAnsi="Times New Roman" w:cs="Times New Roman"/>
+              </w:rPr>
+              <w:t>4,</w:t>
             </w:r>
           </w:p>
           <w:p>
@@ -7404,7 +7876,21 @@
               <w:rPr>
                 <w:rFonts w:ascii="Times New Roman" w:eastAsia="Times New Roman" w:hAnsi="Times New Roman" w:cs="Times New Roman"/>
               </w:rPr>
-              <w:t>PO5,PO6,PO12</w:t>
+              <w:t>PO</w:t>
+            </w:r>
+            <w:proofErr w:type="gramStart"/>
+            <w:r>
+              <w:rPr>
+                <w:rFonts w:ascii="Times New Roman" w:eastAsia="Times New Roman" w:hAnsi="Times New Roman" w:cs="Times New Roman"/>
+              </w:rPr>
+              <w:t>5,PO6,PO</w:t>
+            </w:r>
+            <w:proofErr w:type="gramEnd"/>
+            <w:r>
+              <w:rPr>
+                <w:rFonts w:ascii="Times New Roman" w:eastAsia="Times New Roman" w:hAnsi="Times New Roman" w:cs="Times New Roman"/>
+              </w:rPr>
+              <w:t>12</w:t>
             </w:r>
           </w:p>
         </w:tc>
@@ -7426,7 +7912,21 @@
               <w:rPr>
                 <w:rFonts w:ascii="Times New Roman" w:eastAsia="Times New Roman" w:hAnsi="Times New Roman" w:cs="Times New Roman"/>
               </w:rPr>
-              <w:t>PSO1,POS2</w:t>
+              <w:t>PSO</w:t>
+            </w:r>
+            <w:proofErr w:type="gramStart"/>
+            <w:r>
+              <w:rPr>
+                <w:rFonts w:ascii="Times New Roman" w:eastAsia="Times New Roman" w:hAnsi="Times New Roman" w:cs="Times New Roman"/>
+              </w:rPr>
+              <w:t>1,POS</w:t>
+            </w:r>
+            <w:proofErr w:type="gramEnd"/>
+            <w:r>
+              <w:rPr>
+                <w:rFonts w:ascii="Times New Roman" w:eastAsia="Times New Roman" w:hAnsi="Times New Roman" w:cs="Times New Roman"/>
+              </w:rPr>
+              <w:t>2</w:t>
             </w:r>
           </w:p>
         </w:tc>
@@ -7580,7 +8080,21 @@
               <w:rPr>
                 <w:rFonts w:ascii="Times New Roman" w:eastAsia="Times New Roman" w:hAnsi="Times New Roman" w:cs="Times New Roman"/>
               </w:rPr>
-              <w:t>PO2,PO3,PO4,</w:t>
+              <w:t>PO</w:t>
+            </w:r>
+            <w:proofErr w:type="gramStart"/>
+            <w:r>
+              <w:rPr>
+                <w:rFonts w:ascii="Times New Roman" w:eastAsia="Times New Roman" w:hAnsi="Times New Roman" w:cs="Times New Roman"/>
+              </w:rPr>
+              <w:t>2,PO3,PO</w:t>
+            </w:r>
+            <w:proofErr w:type="gramEnd"/>
+            <w:r>
+              <w:rPr>
+                <w:rFonts w:ascii="Times New Roman" w:eastAsia="Times New Roman" w:hAnsi="Times New Roman" w:cs="Times New Roman"/>
+              </w:rPr>
+              <w:t>4,</w:t>
             </w:r>
           </w:p>
           <w:p>
@@ -7596,7 +8110,21 @@
               <w:rPr>
                 <w:rFonts w:ascii="Times New Roman" w:eastAsia="Times New Roman" w:hAnsi="Times New Roman" w:cs="Times New Roman"/>
               </w:rPr>
-              <w:t>PO7,PO12</w:t>
+              <w:t>PO</w:t>
+            </w:r>
+            <w:proofErr w:type="gramStart"/>
+            <w:r>
+              <w:rPr>
+                <w:rFonts w:ascii="Times New Roman" w:eastAsia="Times New Roman" w:hAnsi="Times New Roman" w:cs="Times New Roman"/>
+              </w:rPr>
+              <w:t>7,PO</w:t>
+            </w:r>
+            <w:proofErr w:type="gramEnd"/>
+            <w:r>
+              <w:rPr>
+                <w:rFonts w:ascii="Times New Roman" w:eastAsia="Times New Roman" w:hAnsi="Times New Roman" w:cs="Times New Roman"/>
+              </w:rPr>
+              <w:t>12</w:t>
             </w:r>
           </w:p>
         </w:tc>
@@ -7618,7 +8146,21 @@
               <w:rPr>
                 <w:rFonts w:ascii="Times New Roman" w:eastAsia="Times New Roman" w:hAnsi="Times New Roman" w:cs="Times New Roman"/>
               </w:rPr>
-              <w:t>PSO1,POS2</w:t>
+              <w:t>PSO</w:t>
+            </w:r>
+            <w:proofErr w:type="gramStart"/>
+            <w:r>
+              <w:rPr>
+                <w:rFonts w:ascii="Times New Roman" w:eastAsia="Times New Roman" w:hAnsi="Times New Roman" w:cs="Times New Roman"/>
+              </w:rPr>
+              <w:t>1,POS</w:t>
+            </w:r>
+            <w:proofErr w:type="gramEnd"/>
+            <w:r>
+              <w:rPr>
+                <w:rFonts w:ascii="Times New Roman" w:eastAsia="Times New Roman" w:hAnsi="Times New Roman" w:cs="Times New Roman"/>
+              </w:rPr>
+              <w:t>2</w:t>
             </w:r>
           </w:p>
         </w:tc>
@@ -7700,7 +8242,21 @@
               <w:rPr>
                 <w:rFonts w:ascii="Times New Roman" w:eastAsia="Times New Roman" w:hAnsi="Times New Roman" w:cs="Times New Roman"/>
               </w:rPr>
-              <w:t>PO1,PO2,PO4,</w:t>
+              <w:t>PO</w:t>
+            </w:r>
+            <w:proofErr w:type="gramStart"/>
+            <w:r>
+              <w:rPr>
+                <w:rFonts w:ascii="Times New Roman" w:eastAsia="Times New Roman" w:hAnsi="Times New Roman" w:cs="Times New Roman"/>
+              </w:rPr>
+              <w:t>1,PO2,PO</w:t>
+            </w:r>
+            <w:proofErr w:type="gramEnd"/>
+            <w:r>
+              <w:rPr>
+                <w:rFonts w:ascii="Times New Roman" w:eastAsia="Times New Roman" w:hAnsi="Times New Roman" w:cs="Times New Roman"/>
+              </w:rPr>
+              <w:t>4,</w:t>
             </w:r>
           </w:p>
           <w:p>
@@ -7820,7 +8376,21 @@
               <w:rPr>
                 <w:rFonts w:ascii="Times New Roman" w:eastAsia="Times New Roman" w:hAnsi="Times New Roman" w:cs="Times New Roman"/>
               </w:rPr>
-              <w:t>PO1,PO4,PO8,</w:t>
+              <w:t>PO</w:t>
+            </w:r>
+            <w:proofErr w:type="gramStart"/>
+            <w:r>
+              <w:rPr>
+                <w:rFonts w:ascii="Times New Roman" w:eastAsia="Times New Roman" w:hAnsi="Times New Roman" w:cs="Times New Roman"/>
+              </w:rPr>
+              <w:t>1,PO4,PO</w:t>
+            </w:r>
+            <w:proofErr w:type="gramEnd"/>
+            <w:r>
+              <w:rPr>
+                <w:rFonts w:ascii="Times New Roman" w:eastAsia="Times New Roman" w:hAnsi="Times New Roman" w:cs="Times New Roman"/>
+              </w:rPr>
+              <w:t>8,</w:t>
             </w:r>
           </w:p>
           <w:p>
@@ -7836,7 +8406,21 @@
               <w:rPr>
                 <w:rFonts w:ascii="Times New Roman" w:eastAsia="Times New Roman" w:hAnsi="Times New Roman" w:cs="Times New Roman"/>
               </w:rPr>
-              <w:t>PO9,PO10,PO12</w:t>
+              <w:t>PO</w:t>
+            </w:r>
+            <w:proofErr w:type="gramStart"/>
+            <w:r>
+              <w:rPr>
+                <w:rFonts w:ascii="Times New Roman" w:eastAsia="Times New Roman" w:hAnsi="Times New Roman" w:cs="Times New Roman"/>
+              </w:rPr>
+              <w:t>9,PO10,PO</w:t>
+            </w:r>
+            <w:proofErr w:type="gramEnd"/>
+            <w:r>
+              <w:rPr>
+                <w:rFonts w:ascii="Times New Roman" w:eastAsia="Times New Roman" w:hAnsi="Times New Roman" w:cs="Times New Roman"/>
+              </w:rPr>
+              <w:t>12</w:t>
             </w:r>
           </w:p>
         </w:tc>
@@ -7940,7 +8524,21 @@
               <w:rPr>
                 <w:rFonts w:ascii="Times New Roman" w:eastAsia="Times New Roman" w:hAnsi="Times New Roman" w:cs="Times New Roman"/>
               </w:rPr>
-              <w:t>PO1,PO2,PO4,</w:t>
+              <w:t>PO</w:t>
+            </w:r>
+            <w:proofErr w:type="gramStart"/>
+            <w:r>
+              <w:rPr>
+                <w:rFonts w:ascii="Times New Roman" w:eastAsia="Times New Roman" w:hAnsi="Times New Roman" w:cs="Times New Roman"/>
+              </w:rPr>
+              <w:t>1,PO2,PO</w:t>
+            </w:r>
+            <w:proofErr w:type="gramEnd"/>
+            <w:r>
+              <w:rPr>
+                <w:rFonts w:ascii="Times New Roman" w:eastAsia="Times New Roman" w:hAnsi="Times New Roman" w:cs="Times New Roman"/>
+              </w:rPr>
+              <w:t>4,</w:t>
             </w:r>
           </w:p>
           <w:p>
@@ -7978,13 +8576,27 @@
               <w:rPr>
                 <w:rFonts w:ascii="Times New Roman" w:eastAsia="Times New Roman" w:hAnsi="Times New Roman" w:cs="Times New Roman"/>
               </w:rPr>
-              <w:t>PSO1</w:t>
-            </w:r>
-            <w:r>
-              <w:rPr>
-                <w:rFonts w:ascii="Times New Roman" w:eastAsia="Times New Roman" w:hAnsi="Times New Roman" w:cs="Times New Roman"/>
-              </w:rPr>
-              <w:t>,PSO3</w:t>
+              <w:t>PSO</w:t>
+            </w:r>
+            <w:proofErr w:type="gramStart"/>
+            <w:r>
+              <w:rPr>
+                <w:rFonts w:ascii="Times New Roman" w:eastAsia="Times New Roman" w:hAnsi="Times New Roman" w:cs="Times New Roman"/>
+              </w:rPr>
+              <w:t>1</w:t>
+            </w:r>
+            <w:r>
+              <w:rPr>
+                <w:rFonts w:ascii="Times New Roman" w:eastAsia="Times New Roman" w:hAnsi="Times New Roman" w:cs="Times New Roman"/>
+              </w:rPr>
+              <w:t>,PSO</w:t>
+            </w:r>
+            <w:proofErr w:type="gramEnd"/>
+            <w:r>
+              <w:rPr>
+                <w:rFonts w:ascii="Times New Roman" w:eastAsia="Times New Roman" w:hAnsi="Times New Roman" w:cs="Times New Roman"/>
+              </w:rPr>
+              <w:t>3</w:t>
             </w:r>
           </w:p>
         </w:tc>
@@ -8108,7 +8720,21 @@
               <w:rPr>
                 <w:rFonts w:ascii="Times New Roman" w:eastAsia="Times New Roman" w:hAnsi="Times New Roman" w:cs="Times New Roman"/>
               </w:rPr>
-              <w:t>PO1,PO2,PO4,</w:t>
+              <w:t>PO</w:t>
+            </w:r>
+            <w:proofErr w:type="gramStart"/>
+            <w:r>
+              <w:rPr>
+                <w:rFonts w:ascii="Times New Roman" w:eastAsia="Times New Roman" w:hAnsi="Times New Roman" w:cs="Times New Roman"/>
+              </w:rPr>
+              <w:t>1,PO2,PO</w:t>
+            </w:r>
+            <w:proofErr w:type="gramEnd"/>
+            <w:r>
+              <w:rPr>
+                <w:rFonts w:ascii="Times New Roman" w:eastAsia="Times New Roman" w:hAnsi="Times New Roman" w:cs="Times New Roman"/>
+              </w:rPr>
+              <w:t>4,</w:t>
             </w:r>
           </w:p>
           <w:p>
@@ -8124,7 +8750,21 @@
               <w:rPr>
                 <w:rFonts w:ascii="Times New Roman" w:eastAsia="Times New Roman" w:hAnsi="Times New Roman" w:cs="Times New Roman"/>
               </w:rPr>
-              <w:t>PO11,PO12</w:t>
+              <w:t>PO</w:t>
+            </w:r>
+            <w:proofErr w:type="gramStart"/>
+            <w:r>
+              <w:rPr>
+                <w:rFonts w:ascii="Times New Roman" w:eastAsia="Times New Roman" w:hAnsi="Times New Roman" w:cs="Times New Roman"/>
+              </w:rPr>
+              <w:t>11,PO</w:t>
+            </w:r>
+            <w:proofErr w:type="gramEnd"/>
+            <w:r>
+              <w:rPr>
+                <w:rFonts w:ascii="Times New Roman" w:eastAsia="Times New Roman" w:hAnsi="Times New Roman" w:cs="Times New Roman"/>
+              </w:rPr>
+              <w:t>12</w:t>
             </w:r>
           </w:p>
         </w:tc>
@@ -8146,7 +8786,21 @@
               <w:rPr>
                 <w:rFonts w:ascii="Times New Roman" w:eastAsia="Times New Roman" w:hAnsi="Times New Roman" w:cs="Times New Roman"/>
               </w:rPr>
-              <w:t>PSO1,POS3</w:t>
+              <w:t>PSO</w:t>
+            </w:r>
+            <w:proofErr w:type="gramStart"/>
+            <w:r>
+              <w:rPr>
+                <w:rFonts w:ascii="Times New Roman" w:eastAsia="Times New Roman" w:hAnsi="Times New Roman" w:cs="Times New Roman"/>
+              </w:rPr>
+              <w:t>1,POS</w:t>
+            </w:r>
+            <w:proofErr w:type="gramEnd"/>
+            <w:r>
+              <w:rPr>
+                <w:rFonts w:ascii="Times New Roman" w:eastAsia="Times New Roman" w:hAnsi="Times New Roman" w:cs="Times New Roman"/>
+              </w:rPr>
+              <w:t>3</w:t>
             </w:r>
           </w:p>
         </w:tc>
@@ -11231,35 +11885,27 @@
             </w:pPr>
             <w:r>
               <w:rPr>
-                <w:rFonts w:ascii="Times New Roman" w:eastAsia="Times New Roman" w:hAnsi="Times New Roman" w:cs="Times New Roman"/>
-                <w:sz w:val="26"/>
-                <w:szCs w:val="26"/>
-              </w:rPr>
-              <w:t>02</w:t>
-            </w:r>
-            <w:r>
-              <w:rPr>
-                <w:rFonts w:ascii="Times New Roman" w:eastAsia="Times New Roman" w:hAnsi="Times New Roman" w:cs="Times New Roman"/>
-                <w:sz w:val="26"/>
-                <w:szCs w:val="26"/>
-              </w:rPr>
-              <w:t>/0</w:t>
-            </w:r>
-            <w:r>
-              <w:rPr>
-                <w:rFonts w:ascii="Times New Roman" w:eastAsia="Times New Roman" w:hAnsi="Times New Roman" w:cs="Times New Roman"/>
-                <w:sz w:val="26"/>
-                <w:szCs w:val="26"/>
-              </w:rPr>
-              <w:t>8</w:t>
-            </w:r>
-            <w:r>
-              <w:rPr>
-                <w:rFonts w:ascii="Times New Roman" w:eastAsia="Times New Roman" w:hAnsi="Times New Roman" w:cs="Times New Roman"/>
-                <w:sz w:val="26"/>
-                <w:szCs w:val="26"/>
-              </w:rPr>
-              <w:t>/2021</w:t>
+                <w:rFonts w:ascii="Times New Roman" w:hAnsi="Times New Roman" w:cs="Times New Roman"/>
+                <w:sz w:val="24"/>
+                <w:szCs w:val="24"/>
+              </w:rPr>
+              <w:t>21/01</w:t>
+            </w:r>
+            <w:r>
+              <w:rPr>
+                <w:rFonts w:ascii="Times New Roman" w:hAnsi="Times New Roman" w:cs="Times New Roman"/>
+                <w:sz w:val="24"/>
+                <w:szCs w:val="24"/>
+              </w:rPr>
+              <w:t>/202</w:t>
+            </w:r>
+            <w:r>
+              <w:rPr>
+                <w:rFonts w:ascii="Times New Roman" w:hAnsi="Times New Roman" w:cs="Times New Roman"/>
+                <w:sz w:val="24"/>
+                <w:szCs w:val="24"/>
+              </w:rPr>
+              <w:t>5</w:t>
             </w:r>
           </w:p>
         </w:tc>
@@ -11301,13 +11947,15 @@
               <w:spacing w:line="360" w:lineRule="auto"/>
               <w:rPr>
                 <w:rFonts w:ascii="Times New Roman" w:eastAsia="Times New Roman" w:hAnsi="Times New Roman" w:cs="Times New Roman"/>
-                <w:sz w:val="26"/>
-                <w:szCs w:val="26"/>
-              </w:rPr>
-            </w:pPr>
-            <w:r>
-              <w:rPr>
-                <w:rFonts w:ascii="Times New Roman" w:eastAsia="Times New Roman" w:hAnsi="Times New Roman" w:cs="Times New Roman"/>
+                <w:sz w:val="24"/>
+                <w:szCs w:val="24"/>
+              </w:rPr>
+            </w:pPr>
+            <w:r>
+              <w:rPr>
+                <w:rFonts w:ascii="Times New Roman" w:eastAsia="Times New Roman" w:hAnsi="Times New Roman" w:cs="Times New Roman"/>
+                <w:sz w:val="24"/>
+                <w:szCs w:val="24"/>
               </w:rPr>
               <w:t>Discussion of various mini-project topics</w:t>
             </w:r>
@@ -11373,26 +12021,42 @@
             <w:r>
               <w:rPr>
                 <w:rFonts w:ascii="Times New Roman" w:eastAsia="Times New Roman" w:hAnsi="Times New Roman" w:cs="Times New Roman"/>
-                <w:sz w:val="26"/>
-                <w:szCs w:val="26"/>
+                <w:sz w:val="24"/>
+                <w:szCs w:val="24"/>
+              </w:rPr>
+              <w:t>28</w:t>
+            </w:r>
+            <w:r>
+              <w:rPr>
+                <w:rFonts w:ascii="Times New Roman" w:eastAsia="Times New Roman" w:hAnsi="Times New Roman" w:cs="Times New Roman"/>
+                <w:sz w:val="24"/>
+                <w:szCs w:val="24"/>
+              </w:rPr>
+              <w:t>/0</w:t>
+            </w:r>
+            <w:r>
+              <w:rPr>
+                <w:rFonts w:ascii="Times New Roman" w:eastAsia="Times New Roman" w:hAnsi="Times New Roman" w:cs="Times New Roman"/>
+                <w:sz w:val="24"/>
+                <w:szCs w:val="24"/>
               </w:rPr>
               <w:t>1</w:t>
             </w:r>
             <w:r>
               <w:rPr>
                 <w:rFonts w:ascii="Times New Roman" w:eastAsia="Times New Roman" w:hAnsi="Times New Roman" w:cs="Times New Roman"/>
-                <w:sz w:val="26"/>
-                <w:szCs w:val="26"/>
-              </w:rPr>
-              <w:t>9</w:t>
-            </w:r>
-            <w:r>
-              <w:rPr>
-                <w:rFonts w:ascii="Times New Roman" w:eastAsia="Times New Roman" w:hAnsi="Times New Roman" w:cs="Times New Roman"/>
-                <w:sz w:val="26"/>
-                <w:szCs w:val="26"/>
-              </w:rPr>
-              <w:t>/08/2021</w:t>
+                <w:sz w:val="24"/>
+                <w:szCs w:val="24"/>
+              </w:rPr>
+              <w:t>/202</w:t>
+            </w:r>
+            <w:r>
+              <w:rPr>
+                <w:rFonts w:ascii="Times New Roman" w:eastAsia="Times New Roman" w:hAnsi="Times New Roman" w:cs="Times New Roman"/>
+                <w:sz w:val="24"/>
+                <w:szCs w:val="24"/>
+              </w:rPr>
+              <w:t>5</w:t>
             </w:r>
           </w:p>
         </w:tc>
@@ -11442,14 +12106,10 @@
             <w:r>
               <w:rPr>
                 <w:rFonts w:ascii="Times New Roman" w:eastAsia="Times New Roman" w:hAnsi="Times New Roman" w:cs="Times New Roman"/>
-              </w:rPr>
-              <w:t xml:space="preserve">We gave 3 topics </w:t>
-            </w:r>
-            <w:r>
-              <w:rPr>
-                <w:rFonts w:ascii="Times New Roman" w:eastAsia="Times New Roman" w:hAnsi="Times New Roman" w:cs="Times New Roman"/>
-              </w:rPr>
-              <w:t>to sir.</w:t>
+                <w:sz w:val="24"/>
+                <w:szCs w:val="24"/>
+              </w:rPr>
+              <w:t>We gave 3 topics to sir.</w:t>
             </w:r>
           </w:p>
         </w:tc>
@@ -11516,23 +12176,39 @@
                 <w:sz w:val="24"/>
                 <w:szCs w:val="24"/>
               </w:rPr>
-              <w:t>1</w:t>
-            </w:r>
-            <w:r>
-              <w:rPr>
-                <w:rFonts w:ascii="Times New Roman" w:eastAsia="Times New Roman" w:hAnsi="Times New Roman" w:cs="Times New Roman"/>
-                <w:sz w:val="24"/>
-                <w:szCs w:val="24"/>
-              </w:rPr>
-              <w:t>0</w:t>
-            </w:r>
-            <w:r>
-              <w:rPr>
-                <w:rFonts w:ascii="Times New Roman" w:eastAsia="Times New Roman" w:hAnsi="Times New Roman" w:cs="Times New Roman"/>
-                <w:sz w:val="24"/>
-                <w:szCs w:val="24"/>
-              </w:rPr>
-              <w:t>/08/2021</w:t>
+              <w:t>04</w:t>
+            </w:r>
+            <w:r>
+              <w:rPr>
+                <w:rFonts w:ascii="Times New Roman" w:eastAsia="Times New Roman" w:hAnsi="Times New Roman" w:cs="Times New Roman"/>
+                <w:sz w:val="24"/>
+                <w:szCs w:val="24"/>
+              </w:rPr>
+              <w:t>/0</w:t>
+            </w:r>
+            <w:r>
+              <w:rPr>
+                <w:rFonts w:ascii="Times New Roman" w:eastAsia="Times New Roman" w:hAnsi="Times New Roman" w:cs="Times New Roman"/>
+                <w:sz w:val="24"/>
+                <w:szCs w:val="24"/>
+              </w:rPr>
+              <w:t>2</w:t>
+            </w:r>
+            <w:r>
+              <w:rPr>
+                <w:rFonts w:ascii="Times New Roman" w:eastAsia="Times New Roman" w:hAnsi="Times New Roman" w:cs="Times New Roman"/>
+                <w:sz w:val="24"/>
+                <w:szCs w:val="24"/>
+              </w:rPr>
+              <w:t>/202</w:t>
+            </w:r>
+            <w:r>
+              <w:rPr>
+                <w:rFonts w:ascii="Times New Roman" w:eastAsia="Times New Roman" w:hAnsi="Times New Roman" w:cs="Times New Roman"/>
+                <w:sz w:val="24"/>
+                <w:szCs w:val="24"/>
+              </w:rPr>
+              <w:t>5</w:t>
             </w:r>
           </w:p>
         </w:tc>
@@ -11652,7 +12328,7 @@
                 <w:sz w:val="24"/>
                 <w:szCs w:val="24"/>
               </w:rPr>
-              <w:t>25/08/2021</w:t>
+              <w:t>11/02/2025</w:t>
             </w:r>
           </w:p>
         </w:tc>
@@ -11694,8 +12370,8 @@
               <w:spacing w:line="360" w:lineRule="auto"/>
               <w:rPr>
                 <w:rFonts w:ascii="Times New Roman" w:eastAsia="Times New Roman" w:hAnsi="Times New Roman" w:cs="Times New Roman"/>
-                <w:sz w:val="26"/>
-                <w:szCs w:val="26"/>
+                <w:sz w:val="24"/>
+                <w:szCs w:val="24"/>
               </w:rPr>
             </w:pPr>
             <w:r>
@@ -11771,7 +12447,7 @@
                 <w:sz w:val="24"/>
                 <w:szCs w:val="24"/>
               </w:rPr>
-              <w:t>02/09/2021</w:t>
+              <w:t>18/02/2025</w:t>
             </w:r>
           </w:p>
         </w:tc>
@@ -11903,7 +12579,7 @@
                 <w:sz w:val="24"/>
                 <w:szCs w:val="24"/>
               </w:rPr>
-              <w:t>14/09/2021</w:t>
+              <w:t>25/02/2025</w:t>
             </w:r>
           </w:p>
         </w:tc>
@@ -12048,7 +12724,7 @@
                 <w:sz w:val="24"/>
                 <w:szCs w:val="24"/>
               </w:rPr>
-              <w:t>22/09/2021</w:t>
+              <w:t>04/03/2025</w:t>
             </w:r>
           </w:p>
         </w:tc>
@@ -12116,8 +12792,8 @@
               <w:spacing w:line="360" w:lineRule="auto"/>
               <w:rPr>
                 <w:rFonts w:ascii="Times New Roman" w:eastAsia="Times New Roman" w:hAnsi="Times New Roman" w:cs="Times New Roman"/>
-                <w:sz w:val="26"/>
-                <w:szCs w:val="26"/>
+                <w:sz w:val="24"/>
+                <w:szCs w:val="24"/>
               </w:rPr>
             </w:pPr>
             <w:r>
@@ -12192,7 +12868,7 @@
                 <w:sz w:val="24"/>
                 <w:szCs w:val="24"/>
               </w:rPr>
-              <w:t>04/10/2021</w:t>
+              <w:t>11/03/2025</w:t>
             </w:r>
           </w:p>
         </w:tc>
@@ -12260,8 +12936,8 @@
               <w:spacing w:line="360" w:lineRule="auto"/>
               <w:rPr>
                 <w:rFonts w:ascii="Times New Roman" w:eastAsia="Times New Roman" w:hAnsi="Times New Roman" w:cs="Times New Roman"/>
-                <w:sz w:val="26"/>
-                <w:szCs w:val="26"/>
+                <w:sz w:val="24"/>
+                <w:szCs w:val="24"/>
               </w:rPr>
             </w:pPr>
             <w:r>
@@ -12336,7 +13012,7 @@
                 <w:sz w:val="24"/>
                 <w:szCs w:val="24"/>
               </w:rPr>
-              <w:t>11/10/2021</w:t>
+              <w:t>18/03/2025</w:t>
             </w:r>
           </w:p>
         </w:tc>
@@ -12404,8 +13080,8 @@
               <w:spacing w:line="360" w:lineRule="auto"/>
               <w:rPr>
                 <w:rFonts w:ascii="Times New Roman" w:eastAsia="Times New Roman" w:hAnsi="Times New Roman" w:cs="Times New Roman"/>
-                <w:sz w:val="26"/>
-                <w:szCs w:val="26"/>
+                <w:sz w:val="24"/>
+                <w:szCs w:val="24"/>
               </w:rPr>
             </w:pPr>
             <w:r>
@@ -12480,7 +13156,7 @@
                 <w:sz w:val="24"/>
                 <w:szCs w:val="24"/>
               </w:rPr>
-              <w:t>21/10/2021</w:t>
+              <w:t>25/03/2025</w:t>
             </w:r>
           </w:p>
         </w:tc>
@@ -12548,8 +13224,8 @@
               <w:spacing w:line="360" w:lineRule="auto"/>
               <w:rPr>
                 <w:rFonts w:ascii="Times New Roman" w:eastAsia="Times New Roman" w:hAnsi="Times New Roman" w:cs="Times New Roman"/>
-                <w:sz w:val="26"/>
-                <w:szCs w:val="26"/>
+                <w:sz w:val="24"/>
+                <w:szCs w:val="24"/>
               </w:rPr>
             </w:pPr>
             <w:r>
@@ -12624,23 +13300,7 @@
                 <w:sz w:val="24"/>
                 <w:szCs w:val="24"/>
               </w:rPr>
-              <w:t>2</w:t>
-            </w:r>
-            <w:r>
-              <w:rPr>
-                <w:rFonts w:ascii="Times New Roman" w:eastAsia="Times New Roman" w:hAnsi="Times New Roman" w:cs="Times New Roman"/>
-                <w:sz w:val="24"/>
-                <w:szCs w:val="24"/>
-              </w:rPr>
-              <w:t>4</w:t>
-            </w:r>
-            <w:r>
-              <w:rPr>
-                <w:rFonts w:ascii="Times New Roman" w:eastAsia="Times New Roman" w:hAnsi="Times New Roman" w:cs="Times New Roman"/>
-                <w:sz w:val="24"/>
-                <w:szCs w:val="24"/>
-              </w:rPr>
-              <w:t>/10/2021</w:t>
+              <w:t>01/04/2025</w:t>
             </w:r>
           </w:p>
         </w:tc>
@@ -12708,33 +13368,17 @@
               <w:spacing w:line="360" w:lineRule="auto"/>
               <w:rPr>
                 <w:rFonts w:ascii="Times New Roman" w:eastAsia="Times New Roman" w:hAnsi="Times New Roman" w:cs="Times New Roman"/>
-                <w:sz w:val="26"/>
-                <w:szCs w:val="26"/>
-              </w:rPr>
-            </w:pPr>
-            <w:r>
-              <w:rPr>
-                <w:rFonts w:ascii="Times New Roman" w:eastAsia="Times New Roman" w:hAnsi="Times New Roman" w:cs="Times New Roman"/>
-                <w:sz w:val="24"/>
-                <w:szCs w:val="24"/>
-              </w:rPr>
-              <w:t>We started working o</w:t>
-            </w:r>
-            <w:r>
-              <w:rPr>
-                <w:rFonts w:ascii="Times New Roman" w:eastAsia="Times New Roman" w:hAnsi="Times New Roman" w:cs="Times New Roman"/>
-                <w:sz w:val="24"/>
-                <w:szCs w:val="24"/>
-              </w:rPr>
-              <w:t xml:space="preserve">n </w:t>
-            </w:r>
-            <w:r>
-              <w:rPr>
-                <w:rFonts w:ascii="Times New Roman" w:eastAsia="Times New Roman" w:hAnsi="Times New Roman" w:cs="Times New Roman"/>
-                <w:sz w:val="24"/>
-                <w:szCs w:val="24"/>
-              </w:rPr>
-              <w:t>the report.</w:t>
+                <w:sz w:val="24"/>
+                <w:szCs w:val="24"/>
+              </w:rPr>
+            </w:pPr>
+            <w:r>
+              <w:rPr>
+                <w:rFonts w:ascii="Times New Roman" w:eastAsia="Times New Roman" w:hAnsi="Times New Roman" w:cs="Times New Roman"/>
+                <w:sz w:val="24"/>
+                <w:szCs w:val="24"/>
+              </w:rPr>
+              <w:t>We started working on the report.</w:t>
             </w:r>
           </w:p>
         </w:tc>
@@ -12800,7 +13444,7 @@
                 <w:sz w:val="24"/>
                 <w:szCs w:val="24"/>
               </w:rPr>
-              <w:t>27/10/2021</w:t>
+              <w:t>08/04/2025</w:t>
             </w:r>
           </w:p>
         </w:tc>
@@ -12868,8 +13512,8 @@
               <w:spacing w:line="360" w:lineRule="auto"/>
               <w:rPr>
                 <w:rFonts w:ascii="Times New Roman" w:eastAsia="Times New Roman" w:hAnsi="Times New Roman" w:cs="Times New Roman"/>
-                <w:sz w:val="26"/>
-                <w:szCs w:val="26"/>
+                <w:sz w:val="24"/>
+                <w:szCs w:val="24"/>
               </w:rPr>
             </w:pPr>
             <w:r>
@@ -13062,6 +13706,7 @@
               <w:rPr>
                 <w:rFonts w:ascii="Times New Roman" w:eastAsia="Times New Roman" w:hAnsi="Times New Roman" w:cs="Times New Roman"/>
                 <w:b/>
+                <w:bCs/>
                 <w:sz w:val="24"/>
                 <w:szCs w:val="24"/>
               </w:rPr>
@@ -13089,7 +13734,7 @@
                 <w:sz w:val="24"/>
                 <w:szCs w:val="24"/>
               </w:rPr>
-              <w:t>Gamified educational app for primary school students</w:t>
+              <w:t>PDF Utilizer</w:t>
             </w:r>
           </w:p>
         </w:tc>
@@ -13112,6 +13757,26 @@
               <w:jc w:val="center"/>
               <w:rPr>
                 <w:rFonts w:ascii="Times New Roman" w:eastAsia="Times New Roman" w:hAnsi="Times New Roman" w:cs="Times New Roman"/>
+                <w:sz w:val="24"/>
+                <w:szCs w:val="24"/>
+              </w:rPr>
+            </w:pPr>
+            <w:r>
+              <w:rPr>
+                <w:rFonts w:ascii="Times New Roman" w:eastAsia="Times New Roman" w:hAnsi="Times New Roman" w:cs="Times New Roman"/>
+                <w:sz w:val="24"/>
+                <w:szCs w:val="24"/>
+              </w:rPr>
+              <w:t xml:space="preserve">Group No. </w:t>
+            </w:r>
+          </w:p>
+          <w:p>
+            <w:pPr>
+              <w:widowControl w:val="0"/>
+              <w:spacing w:line="360" w:lineRule="auto"/>
+              <w:jc w:val="center"/>
+              <w:rPr>
+                <w:rFonts w:ascii="Times New Roman" w:eastAsia="Times New Roman" w:hAnsi="Times New Roman" w:cs="Times New Roman"/>
                 <w:b/>
                 <w:sz w:val="24"/>
                 <w:szCs w:val="24"/>
@@ -13123,7 +13788,15 @@
                 <w:sz w:val="24"/>
                 <w:szCs w:val="24"/>
               </w:rPr>
-              <w:t xml:space="preserve">Group No. </w:t>
+              <w:t>1</w:t>
+            </w:r>
+            <w:r>
+              <w:rPr>
+                <w:rFonts w:ascii="Times New Roman" w:eastAsia="Times New Roman" w:hAnsi="Times New Roman" w:cs="Times New Roman"/>
+                <w:sz w:val="24"/>
+                <w:szCs w:val="24"/>
+              </w:rPr>
+              <w:t>7</w:t>
             </w:r>
           </w:p>
         </w:tc>
@@ -13135,7 +13808,12 @@
           </w:tcPr>
           <w:p>
             <w:pPr>
-              <w:widowControl w:val="0"/>
+              <w:pStyle w:val="ListParagraph"/>
+              <w:widowControl w:val="0"/>
+              <w:numPr>
+                <w:ilvl w:val="0"/>
+                <w:numId w:val="14"/>
+              </w:numPr>
               <w:tabs>
                 <w:tab w:val="left" w:pos="4631"/>
               </w:tabs>
@@ -13153,7 +13831,7 @@
                 <w:sz w:val="28"/>
                 <w:szCs w:val="28"/>
               </w:rPr>
-              <w:t xml:space="preserve">         1. Prajyot Gaikwad</w:t>
+              <w:t>Prajyot Gaikwad (1</w:t>
             </w:r>
             <w:r>
               <w:rPr>
@@ -13161,7 +13839,7 @@
                 <w:sz w:val="28"/>
                 <w:szCs w:val="28"/>
               </w:rPr>
-              <w:t xml:space="preserve">   </w:t>
+              <w:t>6</w:t>
             </w:r>
             <w:r>
               <w:rPr>
@@ -13169,28 +13847,17 @@
                 <w:sz w:val="28"/>
                 <w:szCs w:val="28"/>
               </w:rPr>
-              <w:t xml:space="preserve"> (1</w:t>
-            </w:r>
-            <w:r>
-              <w:rPr>
-                <w:rFonts w:ascii="Times New Roman" w:eastAsia="Times New Roman" w:hAnsi="Times New Roman" w:cs="Times New Roman"/>
-                <w:sz w:val="28"/>
-                <w:szCs w:val="28"/>
-              </w:rPr>
-              <w:t>6</w:t>
-            </w:r>
-            <w:r>
-              <w:rPr>
-                <w:rFonts w:ascii="Times New Roman" w:eastAsia="Times New Roman" w:hAnsi="Times New Roman" w:cs="Times New Roman"/>
-                <w:sz w:val="28"/>
-                <w:szCs w:val="28"/>
-              </w:rPr>
               <w:t>/123CP1077A)</w:t>
             </w:r>
           </w:p>
           <w:p>
             <w:pPr>
-              <w:widowControl w:val="0"/>
+              <w:pStyle w:val="ListParagraph"/>
+              <w:widowControl w:val="0"/>
+              <w:numPr>
+                <w:ilvl w:val="0"/>
+                <w:numId w:val="14"/>
+              </w:numPr>
               <w:tabs>
                 <w:tab w:val="left" w:pos="4631"/>
               </w:tabs>
@@ -13208,7 +13875,7 @@
                 <w:sz w:val="28"/>
                 <w:szCs w:val="28"/>
               </w:rPr>
-              <w:t xml:space="preserve">          2. Suraj </w:t>
+              <w:t xml:space="preserve">Suraj </w:t>
             </w:r>
             <w:proofErr w:type="spellStart"/>
             <w:r>
@@ -13226,7 +13893,7 @@
                 <w:sz w:val="28"/>
                 <w:szCs w:val="28"/>
               </w:rPr>
-              <w:t xml:space="preserve">      </w:t>
+              <w:t xml:space="preserve"> </w:t>
             </w:r>
             <w:r>
               <w:rPr>
@@ -13236,18 +13903,15 @@
               </w:rPr>
               <w:t>(01/123CP1180A)</w:t>
             </w:r>
-            <w:r>
-              <w:rPr>
-                <w:rFonts w:ascii="Times New Roman" w:eastAsia="Times New Roman" w:hAnsi="Times New Roman" w:cs="Times New Roman"/>
-                <w:sz w:val="28"/>
-                <w:szCs w:val="28"/>
-              </w:rPr>
-              <w:tab/>
-            </w:r>
-          </w:p>
-          <w:p>
-            <w:pPr>
-              <w:widowControl w:val="0"/>
+          </w:p>
+          <w:p>
+            <w:pPr>
+              <w:pStyle w:val="ListParagraph"/>
+              <w:widowControl w:val="0"/>
+              <w:numPr>
+                <w:ilvl w:val="0"/>
+                <w:numId w:val="14"/>
+              </w:numPr>
               <w:tabs>
                 <w:tab w:val="left" w:pos="4631"/>
               </w:tabs>
@@ -13265,7 +13929,7 @@
                 <w:sz w:val="28"/>
                 <w:szCs w:val="28"/>
               </w:rPr>
-              <w:t xml:space="preserve">          3. Vedant Mahajan   (4</w:t>
+              <w:t>Vedant Mahajan (4</w:t>
             </w:r>
             <w:r>
               <w:rPr>
@@ -13281,17 +13945,22 @@
                 <w:sz w:val="28"/>
                 <w:szCs w:val="28"/>
               </w:rPr>
-              <w:t xml:space="preserve">/123CP1258A) </w:t>
-            </w:r>
-          </w:p>
-          <w:p>
-            <w:pPr>
-              <w:widowControl w:val="0"/>
+              <w:t>/123CP1258A)</w:t>
+            </w:r>
+          </w:p>
+          <w:p>
+            <w:pPr>
+              <w:pStyle w:val="ListParagraph"/>
+              <w:widowControl w:val="0"/>
+              <w:numPr>
+                <w:ilvl w:val="0"/>
+                <w:numId w:val="14"/>
+              </w:numPr>
               <w:tabs>
                 <w:tab w:val="left" w:pos="4631"/>
               </w:tabs>
               <w:spacing w:line="360" w:lineRule="auto"/>
-              <w:ind w:left="720" w:right="453"/>
+              <w:ind w:right="453"/>
               <w:rPr>
                 <w:rFonts w:ascii="Times New Roman" w:eastAsia="Times New Roman" w:hAnsi="Times New Roman" w:cs="Times New Roman"/>
                 <w:b/>
@@ -13305,7 +13974,7 @@
                 <w:sz w:val="28"/>
                 <w:szCs w:val="28"/>
               </w:rPr>
-              <w:t>4.  Pratik Chavan</w:t>
+              <w:t>Pratik Chavan</w:t>
             </w:r>
             <w:r>
               <w:rPr>
@@ -13313,7 +13982,7 @@
                 <w:sz w:val="28"/>
                 <w:szCs w:val="28"/>
               </w:rPr>
-              <w:t xml:space="preserve">     </w:t>
+              <w:t xml:space="preserve"> </w:t>
             </w:r>
             <w:r>
               <w:rPr>
@@ -13337,23 +14006,7 @@
                 <w:sz w:val="28"/>
                 <w:szCs w:val="28"/>
               </w:rPr>
-              <w:t>/123</w:t>
-            </w:r>
-            <w:r>
-              <w:rPr>
-                <w:rFonts w:ascii="Times New Roman" w:eastAsia="Times New Roman" w:hAnsi="Times New Roman" w:cs="Times New Roman"/>
-                <w:sz w:val="28"/>
-                <w:szCs w:val="28"/>
-              </w:rPr>
-              <w:t>CP</w:t>
-            </w:r>
-            <w:r>
-              <w:rPr>
-                <w:rFonts w:ascii="Times New Roman" w:eastAsia="Times New Roman" w:hAnsi="Times New Roman" w:cs="Times New Roman"/>
-                <w:sz w:val="28"/>
-                <w:szCs w:val="28"/>
-              </w:rPr>
-              <w:t>1248A)</w:t>
+              <w:t>/123CP1248A)</w:t>
             </w:r>
           </w:p>
         </w:tc>
@@ -13520,31 +14173,10 @@
                 <w:rFonts w:ascii="Times New Roman" w:hAnsi="Times New Roman" w:cs="Times New Roman"/>
                 <w:sz w:val="24"/>
                 <w:szCs w:val="24"/>
-              </w:rPr>
-              <w:t xml:space="preserve">Prof. </w:t>
-            </w:r>
-            <w:r>
-              <w:rPr>
-                <w:rFonts w:ascii="Times New Roman" w:eastAsia="Times New Roman" w:hAnsi="Times New Roman" w:cs="Times New Roman"/>
-                <w:color w:val="000008"/>
-                <w:sz w:val="24"/>
-                <w:szCs w:val="24"/>
                 <w:u w:val="single"/>
               </w:rPr>
-              <w:t xml:space="preserve">Sonali </w:t>
-            </w:r>
-            <w:proofErr w:type="spellStart"/>
-            <w:r>
-              <w:rPr>
-                <w:rFonts w:ascii="Times New Roman" w:eastAsia="Times New Roman" w:hAnsi="Times New Roman" w:cs="Times New Roman"/>
-                <w:color w:val="000008"/>
-                <w:sz w:val="24"/>
-                <w:szCs w:val="24"/>
-                <w:u w:val="single"/>
-              </w:rPr>
-              <w:t>Ukey</w:t>
-            </w:r>
-            <w:proofErr w:type="spellEnd"/>
+              <w:t>Prof. Dhanashri Kane</w:t>
+            </w:r>
           </w:p>
           <w:p>
             <w:pPr>
@@ -17599,7 +18231,7 @@
           <w:sz w:val="24"/>
           <w:szCs w:val="24"/>
         </w:rPr>
-        <w:t>23/10/2024</w:t>
+        <w:t>2</w:t>
       </w:r>
       <w:r>
         <w:rPr>
@@ -17608,7 +18240,43 @@
           <w:sz w:val="24"/>
           <w:szCs w:val="24"/>
         </w:rPr>
-        <w:tab/>
+        <w:t>2</w:t>
+      </w:r>
+      <w:r>
+        <w:rPr>
+          <w:rFonts w:ascii="Times New Roman" w:eastAsia="Times New Roman" w:hAnsi="Times New Roman" w:cs="Times New Roman"/>
+          <w:color w:val="000008"/>
+          <w:sz w:val="24"/>
+          <w:szCs w:val="24"/>
+        </w:rPr>
+        <w:t>/</w:t>
+      </w:r>
+      <w:r>
+        <w:rPr>
+          <w:rFonts w:ascii="Times New Roman" w:eastAsia="Times New Roman" w:hAnsi="Times New Roman" w:cs="Times New Roman"/>
+          <w:color w:val="000008"/>
+          <w:sz w:val="24"/>
+          <w:szCs w:val="24"/>
+        </w:rPr>
+        <w:t>04</w:t>
+      </w:r>
+      <w:r>
+        <w:rPr>
+          <w:rFonts w:ascii="Times New Roman" w:eastAsia="Times New Roman" w:hAnsi="Times New Roman" w:cs="Times New Roman"/>
+          <w:color w:val="000008"/>
+          <w:sz w:val="24"/>
+          <w:szCs w:val="24"/>
+        </w:rPr>
+        <w:t>/202</w:t>
+      </w:r>
+      <w:r>
+        <w:rPr>
+          <w:rFonts w:ascii="Times New Roman" w:eastAsia="Times New Roman" w:hAnsi="Times New Roman" w:cs="Times New Roman"/>
+          <w:color w:val="000008"/>
+          <w:sz w:val="24"/>
+          <w:szCs w:val="24"/>
+        </w:rPr>
+        <w:t>5</w:t>
       </w:r>
       <w:r>
         <w:rPr>
@@ -18960,7 +19628,25 @@
           <w:sz w:val="24"/>
           <w:szCs w:val="24"/>
         </w:rPr>
-        <w:t>Can the same mini project extend to next semester by adding new objectives/ideas? ( Yes/ No)</w:t>
+        <w:t xml:space="preserve">Can the same mini project extend to next semester by adding new objectives/ideas? </w:t>
+      </w:r>
+      <w:proofErr w:type="gramStart"/>
+      <w:r>
+        <w:rPr>
+          <w:rFonts w:ascii="Times New Roman" w:eastAsia="Times New Roman" w:hAnsi="Times New Roman" w:cs="Times New Roman"/>
+          <w:sz w:val="24"/>
+          <w:szCs w:val="24"/>
+        </w:rPr>
+        <w:t>( Yes</w:t>
+      </w:r>
+      <w:proofErr w:type="gramEnd"/>
+      <w:r>
+        <w:rPr>
+          <w:rFonts w:ascii="Times New Roman" w:eastAsia="Times New Roman" w:hAnsi="Times New Roman" w:cs="Times New Roman"/>
+          <w:sz w:val="24"/>
+          <w:szCs w:val="24"/>
+        </w:rPr>
+        <w:t>/ No)</w:t>
       </w:r>
     </w:p>
     <w:p>
@@ -19849,6 +20535,92 @@
     </w:lvl>
   </w:abstractNum>
   <w:abstractNum w:abstractNumId="4" w15:restartNumberingAfterBreak="0">
+    <w:nsid w:val="2B644E0B"/>
+    <w:multiLevelType w:val="hybridMultilevel"/>
+    <w:tmpl w:val="8BD04DFA"/>
+    <w:lvl w:ilvl="0" w:tplc="4009000F">
+      <w:start w:val="1"/>
+      <w:numFmt w:val="decimal"/>
+      <w:lvlText w:val="%1."/>
+      <w:lvlJc w:val="left"/>
+      <w:pPr>
+        <w:ind w:left="720" w:hanging="360"/>
+      </w:pPr>
+    </w:lvl>
+    <w:lvl w:ilvl="1" w:tplc="40090019">
+      <w:start w:val="1"/>
+      <w:numFmt w:val="lowerLetter"/>
+      <w:lvlText w:val="%2."/>
+      <w:lvlJc w:val="left"/>
+      <w:pPr>
+        <w:ind w:left="1440" w:hanging="360"/>
+      </w:pPr>
+    </w:lvl>
+    <w:lvl w:ilvl="2" w:tplc="4009001B" w:tentative="1">
+      <w:start w:val="1"/>
+      <w:numFmt w:val="lowerRoman"/>
+      <w:lvlText w:val="%3."/>
+      <w:lvlJc w:val="right"/>
+      <w:pPr>
+        <w:ind w:left="2160" w:hanging="180"/>
+      </w:pPr>
+    </w:lvl>
+    <w:lvl w:ilvl="3" w:tplc="4009000F" w:tentative="1">
+      <w:start w:val="1"/>
+      <w:numFmt w:val="decimal"/>
+      <w:lvlText w:val="%4."/>
+      <w:lvlJc w:val="left"/>
+      <w:pPr>
+        <w:ind w:left="2880" w:hanging="360"/>
+      </w:pPr>
+    </w:lvl>
+    <w:lvl w:ilvl="4" w:tplc="40090019" w:tentative="1">
+      <w:start w:val="1"/>
+      <w:numFmt w:val="lowerLetter"/>
+      <w:lvlText w:val="%5."/>
+      <w:lvlJc w:val="left"/>
+      <w:pPr>
+        <w:ind w:left="3600" w:hanging="360"/>
+      </w:pPr>
+    </w:lvl>
+    <w:lvl w:ilvl="5" w:tplc="4009001B" w:tentative="1">
+      <w:start w:val="1"/>
+      <w:numFmt w:val="lowerRoman"/>
+      <w:lvlText w:val="%6."/>
+      <w:lvlJc w:val="right"/>
+      <w:pPr>
+        <w:ind w:left="4320" w:hanging="180"/>
+      </w:pPr>
+    </w:lvl>
+    <w:lvl w:ilvl="6" w:tplc="4009000F" w:tentative="1">
+      <w:start w:val="1"/>
+      <w:numFmt w:val="decimal"/>
+      <w:lvlText w:val="%7."/>
+      <w:lvlJc w:val="left"/>
+      <w:pPr>
+        <w:ind w:left="5040" w:hanging="360"/>
+      </w:pPr>
+    </w:lvl>
+    <w:lvl w:ilvl="7" w:tplc="40090019" w:tentative="1">
+      <w:start w:val="1"/>
+      <w:numFmt w:val="lowerLetter"/>
+      <w:lvlText w:val="%8."/>
+      <w:lvlJc w:val="left"/>
+      <w:pPr>
+        <w:ind w:left="5760" w:hanging="360"/>
+      </w:pPr>
+    </w:lvl>
+    <w:lvl w:ilvl="8" w:tplc="4009001B" w:tentative="1">
+      <w:start w:val="1"/>
+      <w:numFmt w:val="lowerRoman"/>
+      <w:lvlText w:val="%9."/>
+      <w:lvlJc w:val="right"/>
+      <w:pPr>
+        <w:ind w:left="6480" w:hanging="180"/>
+      </w:pPr>
+    </w:lvl>
+  </w:abstractNum>
+  <w:abstractNum w:abstractNumId="5" w15:restartNumberingAfterBreak="0">
     <w:nsid w:val="37975BD0"/>
     <w:multiLevelType w:val="multilevel"/>
     <w:tmpl w:val="FD7C487C"/>
@@ -19946,7 +20718,7 @@
       </w:pPr>
     </w:lvl>
   </w:abstractNum>
-  <w:abstractNum w:abstractNumId="5" w15:restartNumberingAfterBreak="0">
+  <w:abstractNum w:abstractNumId="6" w15:restartNumberingAfterBreak="0">
     <w:nsid w:val="3A6C0E1F"/>
     <w:multiLevelType w:val="multilevel"/>
     <w:tmpl w:val="E19A692E"/>
@@ -20063,7 +20835,7 @@
       </w:rPr>
     </w:lvl>
   </w:abstractNum>
-  <w:abstractNum w:abstractNumId="6" w15:restartNumberingAfterBreak="0">
+  <w:abstractNum w:abstractNumId="7" w15:restartNumberingAfterBreak="0">
     <w:nsid w:val="48C72C77"/>
     <w:multiLevelType w:val="hybridMultilevel"/>
     <w:tmpl w:val="0324F072"/>
@@ -20176,7 +20948,7 @@
       </w:rPr>
     </w:lvl>
   </w:abstractNum>
-  <w:abstractNum w:abstractNumId="7" w15:restartNumberingAfterBreak="0">
+  <w:abstractNum w:abstractNumId="8" w15:restartNumberingAfterBreak="0">
     <w:nsid w:val="4A433E94"/>
     <w:multiLevelType w:val="hybridMultilevel"/>
     <w:tmpl w:val="F6C6BC5C"/>
@@ -20289,7 +21061,93 @@
       </w:rPr>
     </w:lvl>
   </w:abstractNum>
-  <w:abstractNum w:abstractNumId="8" w15:restartNumberingAfterBreak="0">
+  <w:abstractNum w:abstractNumId="9" w15:restartNumberingAfterBreak="0">
+    <w:nsid w:val="502F5356"/>
+    <w:multiLevelType w:val="hybridMultilevel"/>
+    <w:tmpl w:val="A008E4E2"/>
+    <w:lvl w:ilvl="0" w:tplc="4009000F">
+      <w:start w:val="1"/>
+      <w:numFmt w:val="decimal"/>
+      <w:lvlText w:val="%1."/>
+      <w:lvlJc w:val="left"/>
+      <w:pPr>
+        <w:ind w:left="720" w:hanging="360"/>
+      </w:pPr>
+    </w:lvl>
+    <w:lvl w:ilvl="1" w:tplc="40090019" w:tentative="1">
+      <w:start w:val="1"/>
+      <w:numFmt w:val="lowerLetter"/>
+      <w:lvlText w:val="%2."/>
+      <w:lvlJc w:val="left"/>
+      <w:pPr>
+        <w:ind w:left="1440" w:hanging="360"/>
+      </w:pPr>
+    </w:lvl>
+    <w:lvl w:ilvl="2" w:tplc="4009001B" w:tentative="1">
+      <w:start w:val="1"/>
+      <w:numFmt w:val="lowerRoman"/>
+      <w:lvlText w:val="%3."/>
+      <w:lvlJc w:val="right"/>
+      <w:pPr>
+        <w:ind w:left="2160" w:hanging="180"/>
+      </w:pPr>
+    </w:lvl>
+    <w:lvl w:ilvl="3" w:tplc="4009000F" w:tentative="1">
+      <w:start w:val="1"/>
+      <w:numFmt w:val="decimal"/>
+      <w:lvlText w:val="%4."/>
+      <w:lvlJc w:val="left"/>
+      <w:pPr>
+        <w:ind w:left="2880" w:hanging="360"/>
+      </w:pPr>
+    </w:lvl>
+    <w:lvl w:ilvl="4" w:tplc="40090019" w:tentative="1">
+      <w:start w:val="1"/>
+      <w:numFmt w:val="lowerLetter"/>
+      <w:lvlText w:val="%5."/>
+      <w:lvlJc w:val="left"/>
+      <w:pPr>
+        <w:ind w:left="3600" w:hanging="360"/>
+      </w:pPr>
+    </w:lvl>
+    <w:lvl w:ilvl="5" w:tplc="4009001B" w:tentative="1">
+      <w:start w:val="1"/>
+      <w:numFmt w:val="lowerRoman"/>
+      <w:lvlText w:val="%6."/>
+      <w:lvlJc w:val="right"/>
+      <w:pPr>
+        <w:ind w:left="4320" w:hanging="180"/>
+      </w:pPr>
+    </w:lvl>
+    <w:lvl w:ilvl="6" w:tplc="4009000F" w:tentative="1">
+      <w:start w:val="1"/>
+      <w:numFmt w:val="decimal"/>
+      <w:lvlText w:val="%7."/>
+      <w:lvlJc w:val="left"/>
+      <w:pPr>
+        <w:ind w:left="5040" w:hanging="360"/>
+      </w:pPr>
+    </w:lvl>
+    <w:lvl w:ilvl="7" w:tplc="40090019" w:tentative="1">
+      <w:start w:val="1"/>
+      <w:numFmt w:val="lowerLetter"/>
+      <w:lvlText w:val="%8."/>
+      <w:lvlJc w:val="left"/>
+      <w:pPr>
+        <w:ind w:left="5760" w:hanging="360"/>
+      </w:pPr>
+    </w:lvl>
+    <w:lvl w:ilvl="8" w:tplc="4009001B" w:tentative="1">
+      <w:start w:val="1"/>
+      <w:numFmt w:val="lowerRoman"/>
+      <w:lvlText w:val="%9."/>
+      <w:lvlJc w:val="right"/>
+      <w:pPr>
+        <w:ind w:left="6480" w:hanging="180"/>
+      </w:pPr>
+    </w:lvl>
+  </w:abstractNum>
+  <w:abstractNum w:abstractNumId="10" w15:restartNumberingAfterBreak="0">
     <w:nsid w:val="539379E0"/>
     <w:multiLevelType w:val="hybridMultilevel"/>
     <w:tmpl w:val="AA086FB8"/>
@@ -20402,7 +21260,7 @@
       </w:rPr>
     </w:lvl>
   </w:abstractNum>
-  <w:abstractNum w:abstractNumId="9" w15:restartNumberingAfterBreak="0">
+  <w:abstractNum w:abstractNumId="11" w15:restartNumberingAfterBreak="0">
     <w:nsid w:val="5C1270CA"/>
     <w:multiLevelType w:val="multilevel"/>
     <w:tmpl w:val="8FD8E3BE"/>
@@ -20515,7 +21373,7 @@
       </w:rPr>
     </w:lvl>
   </w:abstractNum>
-  <w:abstractNum w:abstractNumId="10" w15:restartNumberingAfterBreak="0">
+  <w:abstractNum w:abstractNumId="12" w15:restartNumberingAfterBreak="0">
     <w:nsid w:val="670F6923"/>
     <w:multiLevelType w:val="hybridMultilevel"/>
     <w:tmpl w:val="B67A00D0"/>
@@ -20604,7 +21462,7 @@
       </w:pPr>
     </w:lvl>
   </w:abstractNum>
-  <w:abstractNum w:abstractNumId="11" w15:restartNumberingAfterBreak="0">
+  <w:abstractNum w:abstractNumId="13" w15:restartNumberingAfterBreak="0">
     <w:nsid w:val="7F832C0D"/>
     <w:multiLevelType w:val="hybridMultilevel"/>
     <w:tmpl w:val="555898AE"/>
@@ -20691,40 +21549,46 @@
     </w:lvl>
   </w:abstractNum>
   <w:num w:numId="1" w16cid:durableId="1224878266">
-    <w:abstractNumId w:val="4"/>
+    <w:abstractNumId w:val="5"/>
   </w:num>
   <w:num w:numId="2" w16cid:durableId="1367486671">
     <w:abstractNumId w:val="3"/>
   </w:num>
   <w:num w:numId="3" w16cid:durableId="270865585">
-    <w:abstractNumId w:val="9"/>
+    <w:abstractNumId w:val="11"/>
   </w:num>
   <w:num w:numId="4" w16cid:durableId="649408259">
-    <w:abstractNumId w:val="5"/>
+    <w:abstractNumId w:val="6"/>
   </w:num>
   <w:num w:numId="5" w16cid:durableId="1313634822">
+    <w:abstractNumId w:val="10"/>
+  </w:num>
+  <w:num w:numId="6" w16cid:durableId="735980573">
     <w:abstractNumId w:val="8"/>
   </w:num>
-  <w:num w:numId="6" w16cid:durableId="735980573">
+  <w:num w:numId="7" w16cid:durableId="651251260">
     <w:abstractNumId w:val="7"/>
   </w:num>
-  <w:num w:numId="7" w16cid:durableId="651251260">
-    <w:abstractNumId w:val="6"/>
-  </w:num>
   <w:num w:numId="8" w16cid:durableId="1786119855">
-    <w:abstractNumId w:val="10"/>
+    <w:abstractNumId w:val="12"/>
   </w:num>
   <w:num w:numId="9" w16cid:durableId="1496653030">
     <w:abstractNumId w:val="2"/>
   </w:num>
   <w:num w:numId="10" w16cid:durableId="1071003342">
-    <w:abstractNumId w:val="11"/>
+    <w:abstractNumId w:val="13"/>
   </w:num>
   <w:num w:numId="11" w16cid:durableId="1587151034">
     <w:abstractNumId w:val="0"/>
   </w:num>
   <w:num w:numId="12" w16cid:durableId="394935210">
     <w:abstractNumId w:val="1"/>
+  </w:num>
+  <w:num w:numId="13" w16cid:durableId="474182961">
+    <w:abstractNumId w:val="4"/>
+  </w:num>
+  <w:num w:numId="14" w16cid:durableId="652178608">
+    <w:abstractNumId w:val="9"/>
   </w:num>
 </w:numbering>
 </file>
@@ -21222,7 +22086,6 @@
   <w:style w:type="character" w:default="1" w:styleId="DefaultParagraphFont">
     <w:name w:val="Default Paragraph Font"/>
     <w:uiPriority w:val="1"/>
-    <w:semiHidden/>
     <w:unhideWhenUsed/>
   </w:style>
   <w:style w:type="table" w:default="1" w:styleId="TableNormal">
